--- a/24BAD030- HARIHARAN V S - EX 3-CLEANSE DATA.docx
+++ b/24BAD030- HARIHARAN V S - EX 3-CLEANSE DATA.docx
@@ -1,6 +1,6 @@
 
 <file path=word/document.xml><?xml version="1.0" encoding="utf-8"?>
-<w:document xmlns:wpc="http://schemas.microsoft.com/office/word/2010/wordprocessingCanvas" xmlns:cx="http://schemas.microsoft.com/office/drawing/2014/chartex" xmlns:cx1="http://schemas.microsoft.com/office/drawing/2015/9/8/chartex" xmlns:cx2="http://schemas.microsoft.com/office/drawing/2015/10/21/chartex" xmlns:cx3="http://schemas.microsoft.com/office/drawing/2016/5/9/chartex" xmlns:cx4="http://schemas.microsoft.com/office/drawing/2016/5/10/chartex" xmlns:cx5="http://schemas.microsoft.com/office/drawing/2016/5/11/chartex" xmlns:cx6="http://schemas.microsoft.com/office/drawing/2016/5/12/chartex" xmlns:cx7="http://schemas.microsoft.com/office/drawing/2016/5/13/chartex" xmlns:cx8="http://schemas.microsoft.com/office/drawing/2016/5/14/chartex" xmlns:mc="http://schemas.openxmlformats.org/markup-compatibility/2006" xmlns:aink="http://schemas.microsoft.com/office/drawing/2016/ink" xmlns:am3d="http://schemas.microsoft.com/office/drawing/2017/model3d" xmlns:o="urn:schemas-microsoft-com:office:office" xmlns:oel="http://schemas.microsoft.com/office/2019/extlst" xmlns:r="http://schemas.openxmlformats.org/officeDocument/2006/relationships" xmlns:m="http://schemas.openxmlformats.org/officeDocument/2006/math" xmlns:v="urn:schemas-microsoft-com:vml" xmlns:wp14="http://schemas.microsoft.com/office/word/2010/wordprocessingDrawing" xmlns:wp="http://schemas.openxmlformats.org/drawingml/2006/wordprocessingDrawing" xmlns:w10="urn:schemas-microsoft-com:office:word" xmlns:w="http://schemas.openxmlformats.org/wordprocessingml/2006/main" xmlns:w14="http://schemas.microsoft.com/office/word/2010/wordml" xmlns:w15="http://schemas.microsoft.com/office/word/2012/wordml" xmlns:w16cex="http://schemas.microsoft.com/office/word/2018/wordml/cex" xmlns:w16cid="http://schemas.microsoft.com/office/word/2016/wordml/cid" xmlns:w16="http://schemas.microsoft.com/office/word/2018/wordml" xmlns:w16du="http://schemas.microsoft.com/office/word/2023/wordml/word16du" xmlns:w16sdtdh="http://schemas.microsoft.com/office/word/2020/wordml/sdtdatahash" xmlns:w16sdtfl="http://schemas.microsoft.com/office/word/2024/wordml/sdtformatlock" xmlns:w16se="http://schemas.microsoft.com/office/word/2015/wordml/symex" xmlns:wpg="http://schemas.microsoft.com/office/word/2010/wordprocessingGroup" xmlns:wpi="http://schemas.microsoft.com/office/word/2010/wordprocessingInk" xmlns:wne="http://schemas.microsoft.com/office/word/2006/wordml" xmlns:wps="http://schemas.microsoft.com/office/word/2010/wordprocessingShape" mc:Ignorable="w14 w15 w16se w16cid w16 w16cex w16sdtdh w16sdtfl w16du wp14">
+<w:document xmlns:wpc="http://schemas.microsoft.com/office/word/2010/wordprocessingCanvas" xmlns:cx="http://schemas.microsoft.com/office/drawing/2014/chartex" xmlns:cx1="http://schemas.microsoft.com/office/drawing/2015/9/8/chartex" xmlns:cx2="http://schemas.microsoft.com/office/drawing/2015/10/21/chartex" xmlns:cx3="http://schemas.microsoft.com/office/drawing/2016/5/9/chartex" xmlns:cx4="http://schemas.microsoft.com/office/drawing/2016/5/10/chartex" xmlns:cx5="http://schemas.microsoft.com/office/drawing/2016/5/11/chartex" xmlns:cx6="http://schemas.microsoft.com/office/drawing/2016/5/12/chartex" xmlns:cx7="http://schemas.microsoft.com/office/drawing/2016/5/13/chartex" xmlns:cx8="http://schemas.microsoft.com/office/drawing/2016/5/14/chartex" xmlns:mc="http://schemas.openxmlformats.org/markup-compatibility/2006" xmlns:aink="http://schemas.microsoft.com/office/drawing/2016/ink" xmlns:am3d="http://schemas.microsoft.com/office/drawing/2017/model3d" xmlns:o="urn:schemas-microsoft-com:office:office" xmlns:oel="http://schemas.microsoft.com/office/2019/extlst" xmlns:r="http://schemas.openxmlformats.org/officeDocument/2006/relationships" xmlns:m="http://schemas.openxmlformats.org/officeDocument/2006/math" xmlns:v="urn:schemas-microsoft-com:vml" xmlns:wp14="http://schemas.microsoft.com/office/word/2010/wordprocessingDrawing" xmlns:wp="http://schemas.openxmlformats.org/drawingml/2006/wordprocessingDrawing" xmlns:w10="urn:schemas-microsoft-com:office:word" xmlns:w="http://schemas.openxmlformats.org/wordprocessingml/2006/main" xmlns:w14="http://schemas.microsoft.com/office/word/2010/wordml" xmlns:w15="http://schemas.microsoft.com/office/word/2012/wordml" xmlns:w16cex="http://schemas.microsoft.com/office/word/2018/wordml/cex" xmlns:w16cid="http://schemas.microsoft.com/office/word/2016/wordml/cid" xmlns:w16="http://schemas.microsoft.com/office/word/2018/wordml" xmlns:w16du="http://schemas.microsoft.com/office/word/2023/wordml/word16du" xmlns:w16sdtdh="http://schemas.microsoft.com/office/word/2020/wordml/sdtdatahash" xmlns:w16sdtfl="http://schemas.microsoft.com/office/word/2024/wordml/sdtformatlock" xmlns:w16se="http://schemas.microsoft.com/office/word/2015/wordml/symex" xmlns:wpg="http://schemas.microsoft.com/office/word/2010/wordprocessingGroup" xmlns:wpi="http://schemas.microsoft.com/office/word/2010/wordprocessingInk" xmlns:wne="http://schemas.microsoft.com/office/word/2006/wordml" xmlns:wps="http://schemas.microsoft.com/office/word/2010/wordprocessingShape" xmlns:a="http://schemas.openxmlformats.org/drawingml/2006/main" xmlns:pic="http://schemas.openxmlformats.org/drawingml/2006/picture" xmlns:a14="http://schemas.microsoft.com/office/drawing/2010/main" mc:Ignorable="w14 w15 w16se w16cid w16 w16cex w16sdtdh w16sdtfl w16du wp14">
   <w:body>
     <w:p>
       <w:pPr>
@@ -17,12 +17,12 @@
         <w:tblW w:w="0" w:type="auto"/>
         <w:tblInd w:w="27" w:type="dxa"/>
         <w:tblBorders>
-          <w:top w:val="single" w:sz="6" w:space="0" w:color="000000"/>
-          <w:left w:val="single" w:sz="6" w:space="0" w:color="000000"/>
-          <w:bottom w:val="single" w:sz="6" w:space="0" w:color="000000"/>
-          <w:right w:val="single" w:sz="6" w:space="0" w:color="000000"/>
-          <w:insideH w:val="single" w:sz="6" w:space="0" w:color="000000"/>
-          <w:insideV w:val="single" w:sz="6" w:space="0" w:color="000000"/>
+          <w:top w:val="single" w:color="000000" w:sz="6" w:space="0"/>
+          <w:left w:val="single" w:color="000000" w:sz="6" w:space="0"/>
+          <w:bottom w:val="single" w:color="000000" w:sz="6" w:space="0"/>
+          <w:right w:val="single" w:color="000000" w:sz="6" w:space="0"/>
+          <w:insideH w:val="single" w:color="000000" w:sz="6" w:space="0"/>
+          <w:insideV w:val="single" w:color="000000" w:sz="6" w:space="0"/>
         </w:tblBorders>
         <w:tblLayout w:type="fixed"/>
         <w:tblCellMar>
@@ -247,7 +247,7 @@
         </w:rPr>
         <w:t xml:space="preserve"> link </w:t>
       </w:r>
-      <w:hyperlink r:id="rId8" w:history="1">
+      <w:hyperlink w:history="1" r:id="rId8">
         <w:r>
           <w:rPr>
             <w:rStyle w:val="Hyperlink"/>
@@ -1311,7 +1311,6 @@
         <w:t xml:space="preserve">Power BI) by identifying and resolving missing values, outliers, and inconsistencies using built-in tools, </w:t>
       </w:r>
       <w:r>
-        <w:lastRenderedPageBreak/>
         <w:t>ensuring</w:t>
       </w:r>
       <w:r>
@@ -3854,7 +3853,6 @@
         <w:rPr>
           <w:sz w:val="21"/>
         </w:rPr>
-        <w:lastRenderedPageBreak/>
         <w:t>Fields</w:t>
       </w:r>
       <w:r>
@@ -5051,7 +5049,263 @@
       <w:pPr>
         <w:pStyle w:val="BodyText"/>
         <w:spacing w:before="138"/>
-      </w:pPr>
+        <w:rPr>
+          <w:b w:val="1"/>
+          <w:bCs w:val="1"/>
+          <w:sz w:val="24"/>
+          <w:szCs w:val="24"/>
+        </w:rPr>
+      </w:pPr>
+    </w:p>
+    <w:p>
+      <w:pPr>
+        <w:pStyle w:val="BodyText"/>
+        <w:spacing w:before="138"/>
+      </w:pPr>
+      <w:r>
+        <w:rPr>
+          <w:b w:val="1"/>
+          <w:bCs w:val="1"/>
+          <w:sz w:val="24"/>
+          <w:szCs w:val="24"/>
+        </w:rPr>
+        <w:t xml:space="preserve">Tableau </w:t>
+      </w:r>
+    </w:p>
+    <w:p>
+      <w:pPr>
+        <w:pStyle w:val="BodyText"/>
+        <w:spacing w:before="138"/>
+      </w:pPr>
+      <w:r>
+        <w:drawing>
+          <wp:inline wp14:editId="39404473" wp14:anchorId="2A6F188E">
+            <wp:extent cx="5772150" cy="3248025"/>
+            <wp:effectExtent l="0" t="0" r="0" b="0"/>
+            <wp:docPr id="189480770" name="drawing"/>
+            <wp:cNvGraphicFramePr>
+              <a:graphicFrameLocks noChangeAspect="1"/>
+            </wp:cNvGraphicFramePr>
+            <a:graphic>
+              <a:graphicData xmlns:a="http://schemas.openxmlformats.org/drawingml/2006/main" uri="http://schemas.openxmlformats.org/drawingml/2006/picture">
+                <pic:pic xmlns:pic="http://schemas.openxmlformats.org/drawingml/2006/picture">
+                  <pic:nvPicPr>
+                    <pic:cNvPr id="189480770" name="Picture 189480770"/>
+                    <pic:cNvPicPr/>
+                  </pic:nvPicPr>
+                  <pic:blipFill>
+                    <a:blip xmlns:r="http://schemas.openxmlformats.org/officeDocument/2006/relationships" r:embed="rId1346902915">
+                      <a:extLst>
+                        <a:ext uri="{28A0092B-C50C-407E-A947-70E740481C1C}">
+                          <a14:useLocalDpi xmlns:a14="http://schemas.microsoft.com/office/drawing/2010/main"/>
+                        </a:ext>
+                      </a:extLst>
+                    </a:blip>
+                    <a:stretch>
+                      <a:fillRect/>
+                    </a:stretch>
+                  </pic:blipFill>
+                  <pic:spPr>
+                    <a:xfrm>
+                      <a:off x="0" y="0"/>
+                      <a:ext cx="5772150" cy="3248025"/>
+                    </a:xfrm>
+                    <a:prstGeom prst="rect">
+                      <a:avLst/>
+                    </a:prstGeom>
+                  </pic:spPr>
+                </pic:pic>
+              </a:graphicData>
+            </a:graphic>
+          </wp:inline>
+        </w:drawing>
+      </w:r>
+      <w:r>
+        <w:drawing>
+          <wp:inline wp14:editId="151C44E0" wp14:anchorId="23F9FB44">
+            <wp:extent cx="5772150" cy="4591050"/>
+            <wp:effectExtent l="0" t="0" r="0" b="0"/>
+            <wp:docPr id="646112341" name="drawing"/>
+            <wp:cNvGraphicFramePr>
+              <a:graphicFrameLocks noChangeAspect="1"/>
+            </wp:cNvGraphicFramePr>
+            <a:graphic>
+              <a:graphicData xmlns:a="http://schemas.openxmlformats.org/drawingml/2006/main" uri="http://schemas.openxmlformats.org/drawingml/2006/picture">
+                <pic:pic xmlns:pic="http://schemas.openxmlformats.org/drawingml/2006/picture">
+                  <pic:nvPicPr>
+                    <pic:cNvPr id="646112341" name="Picture 646112341"/>
+                    <pic:cNvPicPr/>
+                  </pic:nvPicPr>
+                  <pic:blipFill>
+                    <a:blip xmlns:r="http://schemas.openxmlformats.org/officeDocument/2006/relationships" r:embed="rId345577613">
+                      <a:extLst>
+                        <a:ext uri="{28A0092B-C50C-407E-A947-70E740481C1C}">
+                          <a14:useLocalDpi xmlns:a14="http://schemas.microsoft.com/office/drawing/2010/main"/>
+                        </a:ext>
+                      </a:extLst>
+                    </a:blip>
+                    <a:stretch>
+                      <a:fillRect/>
+                    </a:stretch>
+                  </pic:blipFill>
+                  <pic:spPr>
+                    <a:xfrm>
+                      <a:off x="0" y="0"/>
+                      <a:ext cx="5772150" cy="4591050"/>
+                    </a:xfrm>
+                    <a:prstGeom prst="rect">
+                      <a:avLst/>
+                    </a:prstGeom>
+                  </pic:spPr>
+                </pic:pic>
+              </a:graphicData>
+            </a:graphic>
+          </wp:inline>
+        </w:drawing>
+      </w:r>
+    </w:p>
+    <w:p>
+      <w:pPr>
+        <w:pStyle w:val="BodyText"/>
+        <w:spacing w:before="138"/>
+      </w:pPr>
+      <w:r>
+        <w:rPr>
+          <w:b w:val="1"/>
+          <w:bCs w:val="1"/>
+          <w:sz w:val="24"/>
+          <w:szCs w:val="24"/>
+        </w:rPr>
+        <w:t>PowerBI</w:t>
+      </w:r>
+    </w:p>
+    <w:p>
+      <w:pPr>
+        <w:pStyle w:val="BodyText"/>
+        <w:spacing w:before="138"/>
+        <w:rPr>
+          <w:b w:val="1"/>
+          <w:bCs w:val="1"/>
+          <w:sz w:val="24"/>
+          <w:szCs w:val="24"/>
+        </w:rPr>
+      </w:pPr>
+    </w:p>
+    <w:p>
+      <w:pPr>
+        <w:pStyle w:val="BodyText"/>
+        <w:spacing w:before="138"/>
+        <w:rPr>
+          <w:b w:val="1"/>
+          <w:bCs w:val="1"/>
+          <w:sz w:val="24"/>
+          <w:szCs w:val="24"/>
+        </w:rPr>
+      </w:pPr>
+    </w:p>
+    <w:p>
+      <w:pPr>
+        <w:pStyle w:val="BodyText"/>
+        <w:spacing w:before="138"/>
+        <w:rPr>
+          <w:b w:val="1"/>
+          <w:bCs w:val="1"/>
+          <w:sz w:val="24"/>
+          <w:szCs w:val="24"/>
+        </w:rPr>
+      </w:pPr>
+    </w:p>
+    <w:p>
+      <w:pPr>
+        <w:pStyle w:val="BodyText"/>
+        <w:spacing w:before="138"/>
+      </w:pPr>
+      <w:r>
+        <w:drawing>
+          <wp:inline wp14:editId="1EEEA1FB" wp14:anchorId="6FEDB776">
+            <wp:extent cx="5772150" cy="2857500"/>
+            <wp:effectExtent l="0" t="0" r="0" b="0"/>
+            <wp:docPr id="831118074" name="drawing"/>
+            <wp:cNvGraphicFramePr>
+              <a:graphicFrameLocks noChangeAspect="1"/>
+            </wp:cNvGraphicFramePr>
+            <a:graphic>
+              <a:graphicData xmlns:a="http://schemas.openxmlformats.org/drawingml/2006/main" uri="http://schemas.openxmlformats.org/drawingml/2006/picture">
+                <pic:pic xmlns:pic="http://schemas.openxmlformats.org/drawingml/2006/picture">
+                  <pic:nvPicPr>
+                    <pic:cNvPr id="831118074" name="Picture 831118074"/>
+                    <pic:cNvPicPr/>
+                  </pic:nvPicPr>
+                  <pic:blipFill>
+                    <a:blip xmlns:r="http://schemas.openxmlformats.org/officeDocument/2006/relationships" r:embed="rId990492257">
+                      <a:extLst>
+                        <a:ext uri="{28A0092B-C50C-407E-A947-70E740481C1C}">
+                          <a14:useLocalDpi xmlns:a14="http://schemas.microsoft.com/office/drawing/2010/main"/>
+                        </a:ext>
+                      </a:extLst>
+                    </a:blip>
+                    <a:stretch>
+                      <a:fillRect/>
+                    </a:stretch>
+                  </pic:blipFill>
+                  <pic:spPr>
+                    <a:xfrm>
+                      <a:off x="0" y="0"/>
+                      <a:ext cx="5772150" cy="2857500"/>
+                    </a:xfrm>
+                    <a:prstGeom prst="rect">
+                      <a:avLst/>
+                    </a:prstGeom>
+                  </pic:spPr>
+                </pic:pic>
+              </a:graphicData>
+            </a:graphic>
+          </wp:inline>
+        </w:drawing>
+      </w:r>
+      <w:r>
+        <w:drawing>
+          <wp:inline wp14:editId="4690E6CB" wp14:anchorId="59C23F28">
+            <wp:extent cx="5772150" cy="3305175"/>
+            <wp:effectExtent l="0" t="0" r="0" b="0"/>
+            <wp:docPr id="1530514144" name="drawing"/>
+            <wp:cNvGraphicFramePr>
+              <a:graphicFrameLocks noChangeAspect="1"/>
+            </wp:cNvGraphicFramePr>
+            <a:graphic>
+              <a:graphicData xmlns:a="http://schemas.openxmlformats.org/drawingml/2006/main" uri="http://schemas.openxmlformats.org/drawingml/2006/picture">
+                <pic:pic xmlns:pic="http://schemas.openxmlformats.org/drawingml/2006/picture">
+                  <pic:nvPicPr>
+                    <pic:cNvPr id="1530514144" name="Picture 1530514144"/>
+                    <pic:cNvPicPr/>
+                  </pic:nvPicPr>
+                  <pic:blipFill>
+                    <a:blip xmlns:r="http://schemas.openxmlformats.org/officeDocument/2006/relationships" r:embed="rId1418685314">
+                      <a:extLst>
+                        <a:ext uri="{28A0092B-C50C-407E-A947-70E740481C1C}">
+                          <a14:useLocalDpi xmlns:a14="http://schemas.microsoft.com/office/drawing/2010/main"/>
+                        </a:ext>
+                      </a:extLst>
+                    </a:blip>
+                    <a:stretch>
+                      <a:fillRect/>
+                    </a:stretch>
+                  </pic:blipFill>
+                  <pic:spPr>
+                    <a:xfrm>
+                      <a:off x="0" y="0"/>
+                      <a:ext cx="5772150" cy="3305175"/>
+                    </a:xfrm>
+                    <a:prstGeom prst="rect">
+                      <a:avLst/>
+                    </a:prstGeom>
+                  </pic:spPr>
+                </pic:pic>
+              </a:graphicData>
+            </a:graphic>
+          </wp:inline>
+        </w:drawing>
+      </w:r>
     </w:p>
     <w:p>
       <w:pPr>
@@ -5426,11 +5680,13 @@
         <w:ind w:left="588" w:hanging="564"/>
         <w:rPr>
           <w:sz w:val="21"/>
-        </w:rPr>
-      </w:pPr>
-      <w:r>
-        <w:rPr>
-          <w:sz w:val="21"/>
+          <w:szCs w:val="21"/>
+        </w:rPr>
+      </w:pPr>
+      <w:r>
+        <w:rPr>
+          <w:sz w:val="21"/>
+          <w:szCs w:val="21"/>
         </w:rPr>
         <w:t>How</w:t>
       </w:r>
@@ -5438,12 +5694,14 @@
         <w:rPr>
           <w:spacing w:val="26"/>
           <w:sz w:val="21"/>
-        </w:rPr>
-        <w:t xml:space="preserve"> </w:t>
-      </w:r>
-      <w:r>
-        <w:rPr>
-          <w:sz w:val="21"/>
+          <w:szCs w:val="21"/>
+        </w:rPr>
+        <w:t xml:space="preserve"> </w:t>
+      </w:r>
+      <w:r>
+        <w:rPr>
+          <w:sz w:val="21"/>
+          <w:szCs w:val="21"/>
         </w:rPr>
         <w:t>were</w:t>
       </w:r>
@@ -5451,12 +5709,14 @@
         <w:rPr>
           <w:spacing w:val="13"/>
           <w:sz w:val="21"/>
-        </w:rPr>
-        <w:t xml:space="preserve"> </w:t>
-      </w:r>
-      <w:r>
-        <w:rPr>
-          <w:sz w:val="21"/>
+          <w:szCs w:val="21"/>
+        </w:rPr>
+        <w:t xml:space="preserve"> </w:t>
+      </w:r>
+      <w:r>
+        <w:rPr>
+          <w:sz w:val="21"/>
+          <w:szCs w:val="21"/>
         </w:rPr>
         <w:t>outliers</w:t>
       </w:r>
@@ -5464,12 +5724,14 @@
         <w:rPr>
           <w:spacing w:val="29"/>
           <w:sz w:val="21"/>
-        </w:rPr>
-        <w:t xml:space="preserve"> </w:t>
-      </w:r>
-      <w:r>
-        <w:rPr>
-          <w:sz w:val="21"/>
+          <w:szCs w:val="21"/>
+        </w:rPr>
+        <w:t xml:space="preserve"> </w:t>
+      </w:r>
+      <w:r>
+        <w:rPr>
+          <w:sz w:val="21"/>
+          <w:szCs w:val="21"/>
         </w:rPr>
         <w:t>handled</w:t>
       </w:r>
@@ -5477,12 +5739,14 @@
         <w:rPr>
           <w:spacing w:val="11"/>
           <w:sz w:val="21"/>
-        </w:rPr>
-        <w:t xml:space="preserve"> </w:t>
-      </w:r>
-      <w:r>
-        <w:rPr>
-          <w:sz w:val="21"/>
+          <w:szCs w:val="21"/>
+        </w:rPr>
+        <w:t xml:space="preserve"> </w:t>
+      </w:r>
+      <w:r>
+        <w:rPr>
+          <w:sz w:val="21"/>
+          <w:szCs w:val="21"/>
         </w:rPr>
         <w:t>in</w:t>
       </w:r>
@@ -5490,12 +5754,14 @@
         <w:rPr>
           <w:spacing w:val="25"/>
           <w:sz w:val="21"/>
-        </w:rPr>
-        <w:t xml:space="preserve"> </w:t>
-      </w:r>
-      <w:r>
-        <w:rPr>
-          <w:sz w:val="21"/>
+          <w:szCs w:val="21"/>
+        </w:rPr>
+        <w:t xml:space="preserve"> </w:t>
+      </w:r>
+      <w:r>
+        <w:rPr>
+          <w:sz w:val="21"/>
+          <w:szCs w:val="21"/>
         </w:rPr>
         <w:t>your</w:t>
       </w:r>
@@ -5503,12 +5769,14 @@
         <w:rPr>
           <w:spacing w:val="4"/>
           <w:sz w:val="21"/>
-        </w:rPr>
-        <w:t xml:space="preserve"> </w:t>
-      </w:r>
-      <w:r>
-        <w:rPr>
-          <w:sz w:val="21"/>
+          <w:szCs w:val="21"/>
+        </w:rPr>
+        <w:t xml:space="preserve"> </w:t>
+      </w:r>
+      <w:r>
+        <w:rPr>
+          <w:sz w:val="21"/>
+          <w:szCs w:val="21"/>
         </w:rPr>
         <w:t>dataset</w:t>
       </w:r>
@@ -5516,12 +5784,14 @@
         <w:rPr>
           <w:spacing w:val="24"/>
           <w:sz w:val="21"/>
-        </w:rPr>
-        <w:t xml:space="preserve"> </w:t>
-      </w:r>
-      <w:r>
-        <w:rPr>
-          <w:sz w:val="21"/>
+          <w:szCs w:val="21"/>
+        </w:rPr>
+        <w:t xml:space="preserve"> </w:t>
+      </w:r>
+      <w:r>
+        <w:rPr>
+          <w:sz w:val="21"/>
+          <w:szCs w:val="21"/>
         </w:rPr>
         <w:t>and</w:t>
       </w:r>
@@ -5529,12 +5799,14 @@
         <w:rPr>
           <w:spacing w:val="10"/>
           <w:sz w:val="21"/>
-        </w:rPr>
-        <w:t xml:space="preserve"> </w:t>
-      </w:r>
-      <w:r>
-        <w:rPr>
-          <w:sz w:val="21"/>
+          <w:szCs w:val="21"/>
+        </w:rPr>
+        <w:t xml:space="preserve"> </w:t>
+      </w:r>
+      <w:r>
+        <w:rPr>
+          <w:sz w:val="21"/>
+          <w:szCs w:val="21"/>
         </w:rPr>
         <w:t>what</w:t>
       </w:r>
@@ -5542,27 +5814,29 @@
         <w:rPr>
           <w:spacing w:val="24"/>
           <w:sz w:val="21"/>
-        </w:rPr>
-        <w:t xml:space="preserve"> </w:t>
-      </w:r>
-      <w:proofErr w:type="gramStart"/>
-      <w:r>
-        <w:rPr>
-          <w:sz w:val="21"/>
+          <w:szCs w:val="21"/>
+        </w:rPr>
+        <w:t xml:space="preserve"> </w:t>
+      </w:r>
+      <w:r>
+        <w:rPr>
+          <w:sz w:val="21"/>
+          <w:szCs w:val="21"/>
         </w:rPr>
         <w:t>visual</w:t>
       </w:r>
-      <w:proofErr w:type="gramEnd"/>
       <w:r>
         <w:rPr>
           <w:spacing w:val="12"/>
           <w:sz w:val="21"/>
-        </w:rPr>
-        <w:t xml:space="preserve"> </w:t>
-      </w:r>
-      <w:r>
-        <w:rPr>
-          <w:sz w:val="21"/>
+          <w:szCs w:val="21"/>
+        </w:rPr>
+        <w:t xml:space="preserve"> </w:t>
+      </w:r>
+      <w:r>
+        <w:rPr>
+          <w:sz w:val="21"/>
+          <w:szCs w:val="21"/>
         </w:rPr>
         <w:t>confirmed</w:t>
       </w:r>
@@ -5570,12 +5844,14 @@
         <w:rPr>
           <w:spacing w:val="26"/>
           <w:sz w:val="21"/>
-        </w:rPr>
-        <w:t xml:space="preserve"> </w:t>
-      </w:r>
-      <w:r>
-        <w:rPr>
-          <w:sz w:val="21"/>
+          <w:szCs w:val="21"/>
+        </w:rPr>
+        <w:t xml:space="preserve"> </w:t>
+      </w:r>
+      <w:r>
+        <w:rPr>
+          <w:sz w:val="21"/>
+          <w:szCs w:val="21"/>
         </w:rPr>
         <w:t>their</w:t>
       </w:r>
@@ -5583,6 +5859,7 @@
         <w:rPr>
           <w:spacing w:val="19"/>
           <w:sz w:val="21"/>
+          <w:szCs w:val="21"/>
         </w:rPr>
         <w:t xml:space="preserve"> </w:t>
       </w:r>
@@ -5590,6 +5867,7 @@
         <w:rPr>
           <w:spacing w:val="-2"/>
           <w:sz w:val="21"/>
+          <w:szCs w:val="21"/>
         </w:rPr>
         <w:t>correction?</w:t>
       </w:r>
@@ -5610,99 +5888,134 @@
       <w:r>
         <w:rPr>
           <w:sz w:val="21"/>
-        </w:rPr>
-        <w:t xml:space="preserve">Outliers were identified using a </w:t>
-      </w:r>
-      <w:r>
-        <w:rPr>
-          <w:b/>
-          <w:bCs/>
-          <w:sz w:val="21"/>
+          <w:szCs w:val="21"/>
+        </w:rPr>
+        <w:t xml:space="preserve">Outliers were </w:t>
+      </w:r>
+      <w:r>
+        <w:rPr>
+          <w:sz w:val="21"/>
+          <w:szCs w:val="21"/>
+        </w:rPr>
+        <w:t>identified</w:t>
+      </w:r>
+      <w:r>
+        <w:rPr>
+          <w:sz w:val="21"/>
+          <w:szCs w:val="21"/>
+        </w:rPr>
+        <w:t xml:space="preserve"> using a </w:t>
+      </w:r>
+      <w:r>
+        <w:rPr>
+          <w:b w:val="1"/>
+          <w:bCs w:val="1"/>
+          <w:sz w:val="21"/>
+          <w:szCs w:val="21"/>
         </w:rPr>
         <w:t>Scatter Plot</w:t>
       </w:r>
       <w:r>
         <w:rPr>
           <w:sz w:val="21"/>
+          <w:szCs w:val="21"/>
         </w:rPr>
         <w:t xml:space="preserve"> and a </w:t>
       </w:r>
       <w:r>
         <w:rPr>
-          <w:b/>
-          <w:bCs/>
-          <w:sz w:val="21"/>
+          <w:b w:val="1"/>
+          <w:bCs w:val="1"/>
+          <w:sz w:val="21"/>
+          <w:szCs w:val="21"/>
         </w:rPr>
         <w:t>Box Plot</w:t>
       </w:r>
       <w:r>
         <w:rPr>
           <w:sz w:val="21"/>
+          <w:szCs w:val="21"/>
         </w:rPr>
         <w:t xml:space="preserve"> (Tableau). In Power BI, a calculated column (</w:t>
       </w:r>
       <w:r>
         <w:rPr>
-          <w:b/>
-          <w:bCs/>
-          <w:sz w:val="21"/>
+          <w:b w:val="1"/>
+          <w:bCs w:val="1"/>
+          <w:sz w:val="21"/>
+          <w:szCs w:val="21"/>
         </w:rPr>
         <w:t>Outlier</w:t>
       </w:r>
       <w:r>
         <w:rPr>
           <w:sz w:val="21"/>
+          <w:szCs w:val="21"/>
         </w:rPr>
         <w:t xml:space="preserve">) was created to classify records as </w:t>
       </w:r>
       <w:r>
         <w:rPr>
-          <w:b/>
-          <w:bCs/>
-          <w:sz w:val="21"/>
+          <w:b w:val="1"/>
+          <w:bCs w:val="1"/>
+          <w:sz w:val="21"/>
+          <w:szCs w:val="21"/>
         </w:rPr>
         <w:t>High Profit</w:t>
       </w:r>
       <w:r>
         <w:rPr>
           <w:sz w:val="21"/>
+          <w:szCs w:val="21"/>
         </w:rPr>
         <w:t xml:space="preserve">, </w:t>
       </w:r>
       <w:r>
         <w:rPr>
-          <w:b/>
-          <w:bCs/>
-          <w:sz w:val="21"/>
+          <w:b w:val="1"/>
+          <w:bCs w:val="1"/>
+          <w:sz w:val="21"/>
+          <w:szCs w:val="21"/>
         </w:rPr>
         <w:t>Loss</w:t>
       </w:r>
       <w:r>
         <w:rPr>
           <w:sz w:val="21"/>
+          <w:szCs w:val="21"/>
         </w:rPr>
         <w:t xml:space="preserve">, or </w:t>
       </w:r>
       <w:r>
         <w:rPr>
-          <w:b/>
-          <w:bCs/>
-          <w:sz w:val="21"/>
+          <w:b w:val="1"/>
+          <w:bCs w:val="1"/>
+          <w:sz w:val="21"/>
+          <w:szCs w:val="21"/>
         </w:rPr>
         <w:t>Normal</w:t>
       </w:r>
       <w:r>
         <w:rPr>
           <w:sz w:val="21"/>
-        </w:rPr>
-        <w:t>. Outliers were highlighted using different colors in the scatter plot, and the visualization confirmed their identification and analysis.</w:t>
-      </w:r>
-    </w:p>
-    <w:p>
-      <w:pPr>
-        <w:pStyle w:val="BodyText"/>
-        <w:spacing w:before="108"/>
-      </w:pPr>
+          <w:szCs w:val="21"/>
+        </w:rPr>
+        <w:t xml:space="preserve">. Outliers were highlighted using </w:t>
+      </w:r>
+      <w:r>
+        <w:rPr>
+          <w:sz w:val="21"/>
+          <w:szCs w:val="21"/>
+        </w:rPr>
+        <w:t>different colors</w:t>
+      </w:r>
+      <w:r>
+        <w:rPr>
+          <w:sz w:val="21"/>
+          <w:szCs w:val="21"/>
+        </w:rPr>
+        <w:t xml:space="preserve"> in the scatter plot, and the visualization confirmed their identification and analysis</w:t>
+      </w:r>
     </w:p>
     <w:p>
       <w:pPr>
@@ -5900,7 +6213,7 @@
         <w:spacing w:before="79"/>
       </w:pPr>
     </w:p>
-    <w:p>
+    <w:p w14:noSpellErr="1">
       <w:pPr>
         <w:pStyle w:val="ListParagraph"/>
         <w:numPr>
@@ -5914,11 +6227,13 @@
         <w:ind w:left="588" w:hanging="564"/>
         <w:rPr>
           <w:sz w:val="21"/>
-        </w:rPr>
-      </w:pPr>
-      <w:r>
-        <w:rPr>
-          <w:sz w:val="21"/>
+          <w:szCs w:val="21"/>
+        </w:rPr>
+      </w:pPr>
+      <w:r>
+        <w:rPr>
+          <w:sz w:val="21"/>
+          <w:szCs w:val="21"/>
         </w:rPr>
         <w:t>Describe</w:t>
       </w:r>
@@ -5926,12 +6241,14 @@
         <w:rPr>
           <w:spacing w:val="30"/>
           <w:sz w:val="21"/>
-        </w:rPr>
-        <w:t xml:space="preserve"> </w:t>
-      </w:r>
-      <w:r>
-        <w:rPr>
-          <w:sz w:val="21"/>
+          <w:szCs w:val="21"/>
+        </w:rPr>
+        <w:t xml:space="preserve"> </w:t>
+      </w:r>
+      <w:r>
+        <w:rPr>
+          <w:sz w:val="21"/>
+          <w:szCs w:val="21"/>
         </w:rPr>
         <w:t>how</w:t>
       </w:r>
@@ -5939,12 +6256,14 @@
         <w:rPr>
           <w:spacing w:val="13"/>
           <w:sz w:val="21"/>
-        </w:rPr>
-        <w:t xml:space="preserve"> </w:t>
-      </w:r>
-      <w:r>
-        <w:rPr>
-          <w:sz w:val="21"/>
+          <w:szCs w:val="21"/>
+        </w:rPr>
+        <w:t xml:space="preserve"> </w:t>
+      </w:r>
+      <w:r>
+        <w:rPr>
+          <w:sz w:val="21"/>
+          <w:szCs w:val="21"/>
         </w:rPr>
         <w:t>calculated</w:t>
       </w:r>
@@ -5952,12 +6271,14 @@
         <w:rPr>
           <w:spacing w:val="12"/>
           <w:sz w:val="21"/>
-        </w:rPr>
-        <w:t xml:space="preserve"> </w:t>
-      </w:r>
-      <w:r>
-        <w:rPr>
-          <w:sz w:val="21"/>
+          <w:szCs w:val="21"/>
+        </w:rPr>
+        <w:t xml:space="preserve"> </w:t>
+      </w:r>
+      <w:r>
+        <w:rPr>
+          <w:sz w:val="21"/>
+          <w:szCs w:val="21"/>
         </w:rPr>
         <w:t>fields</w:t>
       </w:r>
@@ -5965,12 +6286,14 @@
         <w:rPr>
           <w:spacing w:val="31"/>
           <w:sz w:val="21"/>
-        </w:rPr>
-        <w:t xml:space="preserve"> </w:t>
-      </w:r>
-      <w:r>
-        <w:rPr>
-          <w:sz w:val="21"/>
+          <w:szCs w:val="21"/>
+        </w:rPr>
+        <w:t xml:space="preserve"> </w:t>
+      </w:r>
+      <w:r>
+        <w:rPr>
+          <w:sz w:val="21"/>
+          <w:szCs w:val="21"/>
         </w:rPr>
         <w:t>helped</w:t>
       </w:r>
@@ -5978,12 +6301,14 @@
         <w:rPr>
           <w:spacing w:val="12"/>
           <w:sz w:val="21"/>
-        </w:rPr>
-        <w:t xml:space="preserve"> </w:t>
-      </w:r>
-      <w:r>
-        <w:rPr>
-          <w:sz w:val="21"/>
+          <w:szCs w:val="21"/>
+        </w:rPr>
+        <w:t xml:space="preserve"> </w:t>
+      </w:r>
+      <w:r>
+        <w:rPr>
+          <w:sz w:val="21"/>
+          <w:szCs w:val="21"/>
         </w:rPr>
         <w:t>in</w:t>
       </w:r>
@@ -5991,12 +6316,14 @@
         <w:rPr>
           <w:spacing w:val="27"/>
           <w:sz w:val="21"/>
-        </w:rPr>
-        <w:t xml:space="preserve"> </w:t>
-      </w:r>
-      <w:r>
-        <w:rPr>
-          <w:sz w:val="21"/>
+          <w:szCs w:val="21"/>
+        </w:rPr>
+        <w:t xml:space="preserve"> </w:t>
+      </w:r>
+      <w:r>
+        <w:rPr>
+          <w:sz w:val="21"/>
+          <w:szCs w:val="21"/>
         </w:rPr>
         <w:t>resolving</w:t>
       </w:r>
@@ -6004,12 +6331,14 @@
         <w:rPr>
           <w:spacing w:val="13"/>
           <w:sz w:val="21"/>
-        </w:rPr>
-        <w:t xml:space="preserve"> </w:t>
-      </w:r>
-      <w:r>
-        <w:rPr>
-          <w:sz w:val="21"/>
+          <w:szCs w:val="21"/>
+        </w:rPr>
+        <w:t xml:space="preserve"> </w:t>
+      </w:r>
+      <w:r>
+        <w:rPr>
+          <w:sz w:val="21"/>
+          <w:szCs w:val="21"/>
         </w:rPr>
         <w:t>data</w:t>
       </w:r>
@@ -6017,6 +6346,7 @@
         <w:rPr>
           <w:spacing w:val="29"/>
           <w:sz w:val="21"/>
+          <w:szCs w:val="21"/>
         </w:rPr>
         <w:t xml:space="preserve"> </w:t>
       </w:r>
@@ -6024,6 +6354,7 @@
         <w:rPr>
           <w:spacing w:val="-2"/>
           <w:sz w:val="21"/>
+          <w:szCs w:val="21"/>
         </w:rPr>
         <w:t>issues.</w:t>
       </w:r>
@@ -6044,6 +6375,7 @@
       <w:r>
         <w:rPr>
           <w:sz w:val="21"/>
+          <w:szCs w:val="21"/>
         </w:rPr>
         <w:t xml:space="preserve">Calculated fields were used to create cleaned values and classify records. For example, </w:t>
       </w:r>
@@ -6051,6 +6383,7 @@
       <w:r>
         <w:rPr>
           <w:sz w:val="21"/>
+          <w:szCs w:val="21"/>
         </w:rPr>
         <w:t>IFNULL(</w:t>
       </w:r>
@@ -6058,48 +6391,55 @@
       <w:r>
         <w:rPr>
           <w:sz w:val="21"/>
+          <w:szCs w:val="21"/>
         </w:rPr>
         <w:t xml:space="preserve">) in Tableau can replace null values with default values, and a DAX calculated column in Power BI was used to classify records into </w:t>
       </w:r>
       <w:r>
         <w:rPr>
-          <w:b/>
-          <w:bCs/>
-          <w:sz w:val="21"/>
+          <w:b w:val="1"/>
+          <w:bCs w:val="1"/>
+          <w:sz w:val="21"/>
+          <w:szCs w:val="21"/>
         </w:rPr>
         <w:t>High Profit</w:t>
       </w:r>
       <w:r>
         <w:rPr>
           <w:sz w:val="21"/>
+          <w:szCs w:val="21"/>
         </w:rPr>
         <w:t xml:space="preserve">, </w:t>
       </w:r>
       <w:r>
         <w:rPr>
-          <w:b/>
-          <w:bCs/>
-          <w:sz w:val="21"/>
+          <w:b w:val="1"/>
+          <w:bCs w:val="1"/>
+          <w:sz w:val="21"/>
+          <w:szCs w:val="21"/>
         </w:rPr>
         <w:t>Loss</w:t>
       </w:r>
       <w:r>
         <w:rPr>
           <w:sz w:val="21"/>
+          <w:szCs w:val="21"/>
         </w:rPr>
         <w:t xml:space="preserve">, and </w:t>
       </w:r>
       <w:r>
         <w:rPr>
-          <w:b/>
-          <w:bCs/>
-          <w:sz w:val="21"/>
+          <w:b w:val="1"/>
+          <w:bCs w:val="1"/>
+          <w:sz w:val="21"/>
+          <w:szCs w:val="21"/>
         </w:rPr>
         <w:t>Normal</w:t>
       </w:r>
       <w:r>
         <w:rPr>
           <w:sz w:val="21"/>
+          <w:szCs w:val="21"/>
         </w:rPr>
         <w:t xml:space="preserve"> categories. This made it easier to identify and analyze data quality issues.</w:t>
       </w:r>
@@ -6426,12 +6766,12 @@
         <w:tblW w:w="0" w:type="auto"/>
         <w:tblInd w:w="1351" w:type="dxa"/>
         <w:tblBorders>
-          <w:top w:val="single" w:sz="12" w:space="0" w:color="000000"/>
-          <w:left w:val="single" w:sz="12" w:space="0" w:color="000000"/>
-          <w:bottom w:val="single" w:sz="12" w:space="0" w:color="000000"/>
-          <w:right w:val="single" w:sz="12" w:space="0" w:color="000000"/>
-          <w:insideH w:val="single" w:sz="12" w:space="0" w:color="000000"/>
-          <w:insideV w:val="single" w:sz="12" w:space="0" w:color="000000"/>
+          <w:top w:val="single" w:color="000000" w:sz="12" w:space="0"/>
+          <w:left w:val="single" w:color="000000" w:sz="12" w:space="0"/>
+          <w:bottom w:val="single" w:color="000000" w:sz="12" w:space="0"/>
+          <w:right w:val="single" w:color="000000" w:sz="12" w:space="0"/>
+          <w:insideH w:val="single" w:color="000000" w:sz="12" w:space="0"/>
+          <w:insideV w:val="single" w:color="000000" w:sz="12" w:space="0"/>
         </w:tblBorders>
         <w:tblLayout w:type="fixed"/>
         <w:tblCellMar>
@@ -7020,13 +7360,13 @@
     <w:p/>
     <w:sectPr>
       <w:headerReference w:type="default" r:id="rId9"/>
-      <w:pgSz w:w="11910" w:h="16840"/>
+      <w:pgSz w:w="11910" w:h="16840" w:orient="portrait"/>
       <w:pgMar w:top="1920" w:right="1417" w:bottom="280" w:left="1417" w:header="720" w:footer="720" w:gutter="0"/>
       <w:pgBorders w:offsetFrom="page">
-        <w:top w:val="double" w:sz="4" w:space="25" w:color="000000"/>
-        <w:left w:val="double" w:sz="4" w:space="25" w:color="000000"/>
-        <w:bottom w:val="double" w:sz="4" w:space="24" w:color="000000"/>
-        <w:right w:val="double" w:sz="4" w:space="24" w:color="000000"/>
+        <w:top w:val="double" w:color="000000" w:sz="4" w:space="25"/>
+        <w:left w:val="double" w:color="000000" w:sz="4" w:space="25"/>
+        <w:bottom w:val="double" w:color="000000" w:sz="4" w:space="24"/>
+        <w:right w:val="double" w:color="000000" w:sz="4" w:space="24"/>
       </w:pgBorders>
       <w:cols w:space="720"/>
     </w:sectPr>
@@ -7105,7 +7445,7 @@
         <w:ind w:left="745" w:hanging="360"/>
       </w:pPr>
       <w:rPr>
-        <w:rFonts w:ascii="Cambria" w:eastAsia="Cambria" w:hAnsi="Cambria" w:cs="Cambria" w:hint="default"/>
+        <w:rFonts w:hint="default" w:ascii="Cambria" w:hAnsi="Cambria" w:eastAsia="Cambria" w:cs="Cambria"/>
         <w:b w:val="0"/>
         <w:bCs w:val="0"/>
         <w:i w:val="0"/>
@@ -7125,7 +7465,7 @@
         <w:ind w:left="745" w:hanging="360"/>
       </w:pPr>
       <w:rPr>
-        <w:rFonts w:ascii="Symbol" w:eastAsia="Symbol" w:hAnsi="Symbol" w:cs="Symbol" w:hint="default"/>
+        <w:rFonts w:hint="default" w:ascii="Symbol" w:hAnsi="Symbol" w:eastAsia="Symbol" w:cs="Symbol"/>
         <w:b w:val="0"/>
         <w:bCs w:val="0"/>
         <w:i w:val="0"/>
@@ -7235,7 +7575,7 @@
         <w:ind w:left="589" w:hanging="565"/>
       </w:pPr>
       <w:rPr>
-        <w:rFonts w:ascii="Cambria" w:eastAsia="Cambria" w:hAnsi="Cambria" w:cs="Cambria" w:hint="default"/>
+        <w:rFonts w:hint="default" w:ascii="Cambria" w:hAnsi="Cambria" w:eastAsia="Cambria" w:cs="Cambria"/>
         <w:b w:val="0"/>
         <w:bCs w:val="0"/>
         <w:i w:val="0"/>
@@ -7357,7 +7697,7 @@
         <w:ind w:left="589" w:hanging="565"/>
       </w:pPr>
       <w:rPr>
-        <w:rFonts w:ascii="Cambria" w:eastAsia="Cambria" w:hAnsi="Cambria" w:cs="Cambria" w:hint="default"/>
+        <w:rFonts w:hint="default" w:ascii="Cambria" w:hAnsi="Cambria" w:eastAsia="Cambria" w:cs="Cambria"/>
         <w:b w:val="0"/>
         <w:bCs w:val="0"/>
         <w:i w:val="0"/>
@@ -7378,7 +7718,7 @@
         <w:ind w:left="745" w:hanging="360"/>
       </w:pPr>
       <w:rPr>
-        <w:rFonts w:ascii="Cambria" w:eastAsia="Cambria" w:hAnsi="Cambria" w:cs="Cambria" w:hint="default"/>
+        <w:rFonts w:hint="default" w:ascii="Cambria" w:hAnsi="Cambria" w:eastAsia="Cambria" w:cs="Cambria"/>
         <w:b w:val="0"/>
         <w:bCs w:val="0"/>
         <w:i w:val="0"/>
@@ -7398,7 +7738,7 @@
         <w:ind w:left="1466" w:hanging="361"/>
       </w:pPr>
       <w:rPr>
-        <w:rFonts w:ascii="Courier New" w:eastAsia="Courier New" w:hAnsi="Courier New" w:cs="Courier New" w:hint="default"/>
+        <w:rFonts w:hint="default" w:ascii="Courier New" w:hAnsi="Courier New" w:eastAsia="Courier New" w:cs="Courier New"/>
         <w:b w:val="0"/>
         <w:bCs w:val="0"/>
         <w:i w:val="0"/>
@@ -7418,7 +7758,7 @@
         <w:ind w:left="2186" w:hanging="360"/>
       </w:pPr>
       <w:rPr>
-        <w:rFonts w:ascii="Wingdings" w:eastAsia="Wingdings" w:hAnsi="Wingdings" w:cs="Wingdings" w:hint="default"/>
+        <w:rFonts w:hint="default" w:ascii="Wingdings" w:hAnsi="Wingdings" w:eastAsia="Wingdings" w:cs="Wingdings"/>
         <w:b w:val="0"/>
         <w:bCs w:val="0"/>
         <w:i w:val="0"/>
@@ -7504,7 +7844,7 @@
         <w:ind w:left="745" w:hanging="360"/>
       </w:pPr>
       <w:rPr>
-        <w:rFonts w:ascii="Cambria" w:eastAsia="Cambria" w:hAnsi="Cambria" w:cs="Cambria" w:hint="default"/>
+        <w:rFonts w:hint="default" w:ascii="Cambria" w:hAnsi="Cambria" w:eastAsia="Cambria" w:cs="Cambria"/>
         <w:b w:val="0"/>
         <w:bCs w:val="0"/>
         <w:i w:val="0"/>
@@ -7629,11 +7969,11 @@
 </file>
 
 <file path=word/styles.xml><?xml version="1.0" encoding="utf-8"?>
-<w:styles xmlns:mc="http://schemas.openxmlformats.org/markup-compatibility/2006" xmlns:r="http://schemas.openxmlformats.org/officeDocument/2006/relationships" xmlns:w="http://schemas.openxmlformats.org/wordprocessingml/2006/main" xmlns:w14="http://schemas.microsoft.com/office/word/2010/wordml" xmlns:w15="http://schemas.microsoft.com/office/word/2012/wordml" xmlns:w16cex="http://schemas.microsoft.com/office/word/2018/wordml/cex" xmlns:w16cid="http://schemas.microsoft.com/office/word/2016/wordml/cid" xmlns:w16="http://schemas.microsoft.com/office/word/2018/wordml" xmlns:w16du="http://schemas.microsoft.com/office/word/2023/wordml/word16du" xmlns:w16sdtdh="http://schemas.microsoft.com/office/word/2020/wordml/sdtdatahash" xmlns:w16sdtfl="http://schemas.microsoft.com/office/word/2024/wordml/sdtformatlock" xmlns:w16se="http://schemas.microsoft.com/office/word/2015/wordml/symex" mc:Ignorable="w14 w15 w16se w16cid w16 w16cex w16sdtdh w16sdtfl w16du">
+<w:styles xmlns:wp14="http://schemas.microsoft.com/office/word/2010/wordprocessingDrawing" xmlns:mc="http://schemas.openxmlformats.org/markup-compatibility/2006" xmlns:r="http://schemas.openxmlformats.org/officeDocument/2006/relationships" xmlns:w="http://schemas.openxmlformats.org/wordprocessingml/2006/main" xmlns:w14="http://schemas.microsoft.com/office/word/2010/wordml" xmlns:w15="http://schemas.microsoft.com/office/word/2012/wordml" xmlns:w16cex="http://schemas.microsoft.com/office/word/2018/wordml/cex" xmlns:w16cid="http://schemas.microsoft.com/office/word/2016/wordml/cid" xmlns:w16="http://schemas.microsoft.com/office/word/2018/wordml" xmlns:w16du="http://schemas.microsoft.com/office/word/2023/wordml/word16du" xmlns:w16sdtdh="http://schemas.microsoft.com/office/word/2020/wordml/sdtdatahash" xmlns:w16sdtfl="http://schemas.microsoft.com/office/word/2024/wordml/sdtformatlock" xmlns:w16se="http://schemas.microsoft.com/office/word/2015/wordml/symex" mc:Ignorable="w14 w15 w16se w16cid w16 w16cex w16sdtdh w16sdtfl w16du wp14">
   <w:docDefaults>
     <w:rPrDefault>
       <w:rPr>
-        <w:rFonts w:asciiTheme="minorHAnsi" w:eastAsiaTheme="minorHAnsi" w:hAnsiTheme="minorHAnsi" w:cstheme="minorBidi"/>
+        <w:rFonts w:asciiTheme="minorHAnsi" w:hAnsiTheme="minorHAnsi" w:eastAsiaTheme="minorHAnsi" w:cstheme="minorBidi"/>
         <w:sz w:val="22"/>
         <w:szCs w:val="22"/>
         <w:lang w:val="en-US" w:eastAsia="en-US" w:bidi="ar-SA"/>
@@ -7650,14 +7990,14 @@
   <w:latentStyles w:defLockedState="0" w:defUIPriority="99" w:defSemiHidden="0" w:defUnhideWhenUsed="0" w:defQFormat="0" w:count="376">
     <w:lsdException w:name="Normal" w:uiPriority="0" w:qFormat="1"/>
     <w:lsdException w:name="heading 1" w:uiPriority="9" w:qFormat="1"/>
-    <w:lsdException w:name="heading 2" w:semiHidden="1" w:uiPriority="9" w:unhideWhenUsed="1" w:qFormat="1"/>
-    <w:lsdException w:name="heading 3" w:semiHidden="1" w:uiPriority="9" w:unhideWhenUsed="1" w:qFormat="1"/>
-    <w:lsdException w:name="heading 4" w:semiHidden="1" w:uiPriority="9" w:unhideWhenUsed="1" w:qFormat="1"/>
-    <w:lsdException w:name="heading 5" w:semiHidden="1" w:uiPriority="9" w:unhideWhenUsed="1" w:qFormat="1"/>
-    <w:lsdException w:name="heading 6" w:semiHidden="1" w:uiPriority="9" w:unhideWhenUsed="1" w:qFormat="1"/>
-    <w:lsdException w:name="heading 7" w:semiHidden="1" w:uiPriority="9" w:unhideWhenUsed="1" w:qFormat="1"/>
-    <w:lsdException w:name="heading 8" w:semiHidden="1" w:uiPriority="9" w:unhideWhenUsed="1" w:qFormat="1"/>
-    <w:lsdException w:name="heading 9" w:semiHidden="1" w:uiPriority="9" w:unhideWhenUsed="1" w:qFormat="1"/>
+    <w:lsdException w:name="heading 2" w:uiPriority="9" w:semiHidden="1" w:unhideWhenUsed="1" w:qFormat="1"/>
+    <w:lsdException w:name="heading 3" w:uiPriority="9" w:semiHidden="1" w:unhideWhenUsed="1" w:qFormat="1"/>
+    <w:lsdException w:name="heading 4" w:uiPriority="9" w:semiHidden="1" w:unhideWhenUsed="1" w:qFormat="1"/>
+    <w:lsdException w:name="heading 5" w:uiPriority="9" w:semiHidden="1" w:unhideWhenUsed="1" w:qFormat="1"/>
+    <w:lsdException w:name="heading 6" w:uiPriority="9" w:semiHidden="1" w:unhideWhenUsed="1" w:qFormat="1"/>
+    <w:lsdException w:name="heading 7" w:uiPriority="9" w:semiHidden="1" w:unhideWhenUsed="1" w:qFormat="1"/>
+    <w:lsdException w:name="heading 8" w:uiPriority="9" w:semiHidden="1" w:unhideWhenUsed="1" w:qFormat="1"/>
+    <w:lsdException w:name="heading 9" w:uiPriority="9" w:semiHidden="1" w:unhideWhenUsed="1" w:qFormat="1"/>
     <w:lsdException w:name="index 1" w:semiHidden="1" w:unhideWhenUsed="1"/>
     <w:lsdException w:name="index 2" w:semiHidden="1" w:unhideWhenUsed="1"/>
     <w:lsdException w:name="index 3" w:semiHidden="1" w:unhideWhenUsed="1"/>
@@ -7667,22 +8007,22 @@
     <w:lsdException w:name="index 7" w:semiHidden="1" w:unhideWhenUsed="1"/>
     <w:lsdException w:name="index 8" w:semiHidden="1" w:unhideWhenUsed="1"/>
     <w:lsdException w:name="index 9" w:semiHidden="1" w:unhideWhenUsed="1"/>
-    <w:lsdException w:name="toc 1" w:semiHidden="1" w:uiPriority="39" w:unhideWhenUsed="1"/>
-    <w:lsdException w:name="toc 2" w:semiHidden="1" w:uiPriority="39" w:unhideWhenUsed="1"/>
-    <w:lsdException w:name="toc 3" w:semiHidden="1" w:uiPriority="39" w:unhideWhenUsed="1"/>
-    <w:lsdException w:name="toc 4" w:semiHidden="1" w:uiPriority="39" w:unhideWhenUsed="1"/>
-    <w:lsdException w:name="toc 5" w:semiHidden="1" w:uiPriority="39" w:unhideWhenUsed="1"/>
-    <w:lsdException w:name="toc 6" w:semiHidden="1" w:uiPriority="39" w:unhideWhenUsed="1"/>
-    <w:lsdException w:name="toc 7" w:semiHidden="1" w:uiPriority="39" w:unhideWhenUsed="1"/>
-    <w:lsdException w:name="toc 8" w:semiHidden="1" w:uiPriority="39" w:unhideWhenUsed="1"/>
-    <w:lsdException w:name="toc 9" w:semiHidden="1" w:uiPriority="39" w:unhideWhenUsed="1"/>
+    <w:lsdException w:name="toc 1" w:uiPriority="39" w:semiHidden="1" w:unhideWhenUsed="1"/>
+    <w:lsdException w:name="toc 2" w:uiPriority="39" w:semiHidden="1" w:unhideWhenUsed="1"/>
+    <w:lsdException w:name="toc 3" w:uiPriority="39" w:semiHidden="1" w:unhideWhenUsed="1"/>
+    <w:lsdException w:name="toc 4" w:uiPriority="39" w:semiHidden="1" w:unhideWhenUsed="1"/>
+    <w:lsdException w:name="toc 5" w:uiPriority="39" w:semiHidden="1" w:unhideWhenUsed="1"/>
+    <w:lsdException w:name="toc 6" w:uiPriority="39" w:semiHidden="1" w:unhideWhenUsed="1"/>
+    <w:lsdException w:name="toc 7" w:uiPriority="39" w:semiHidden="1" w:unhideWhenUsed="1"/>
+    <w:lsdException w:name="toc 8" w:uiPriority="39" w:semiHidden="1" w:unhideWhenUsed="1"/>
+    <w:lsdException w:name="toc 9" w:uiPriority="39" w:semiHidden="1" w:unhideWhenUsed="1"/>
     <w:lsdException w:name="Normal Indent" w:semiHidden="1" w:unhideWhenUsed="1"/>
     <w:lsdException w:name="footnote text" w:semiHidden="1" w:unhideWhenUsed="1"/>
     <w:lsdException w:name="annotation text" w:semiHidden="1" w:unhideWhenUsed="1"/>
     <w:lsdException w:name="header" w:semiHidden="1" w:unhideWhenUsed="1"/>
     <w:lsdException w:name="footer" w:semiHidden="1" w:unhideWhenUsed="1"/>
     <w:lsdException w:name="index heading" w:semiHidden="1" w:unhideWhenUsed="1"/>
-    <w:lsdException w:name="caption" w:semiHidden="1" w:uiPriority="35" w:unhideWhenUsed="1" w:qFormat="1"/>
+    <w:lsdException w:name="caption" w:uiPriority="35" w:semiHidden="1" w:unhideWhenUsed="1" w:qFormat="1"/>
     <w:lsdException w:name="table of figures" w:semiHidden="1" w:unhideWhenUsed="1"/>
     <w:lsdException w:name="envelope address" w:semiHidden="1" w:unhideWhenUsed="1"/>
     <w:lsdException w:name="envelope return" w:semiHidden="1" w:unhideWhenUsed="1"/>
@@ -7713,7 +8053,7 @@
     <w:lsdException w:name="Title" w:uiPriority="10" w:qFormat="1"/>
     <w:lsdException w:name="Closing" w:semiHidden="1" w:unhideWhenUsed="1"/>
     <w:lsdException w:name="Signature" w:semiHidden="1" w:unhideWhenUsed="1"/>
-    <w:lsdException w:name="Default Paragraph Font" w:semiHidden="1" w:uiPriority="1" w:unhideWhenUsed="1"/>
+    <w:lsdException w:name="Default Paragraph Font" w:uiPriority="1" w:semiHidden="1" w:unhideWhenUsed="1"/>
     <w:lsdException w:name="Body Text" w:semiHidden="1" w:unhideWhenUsed="1"/>
     <w:lsdException w:name="Body Text Indent" w:semiHidden="1" w:unhideWhenUsed="1"/>
     <w:lsdException w:name="List Continue" w:semiHidden="1" w:unhideWhenUsed="1"/>
@@ -7913,8 +8253,8 @@
     <w:lsdException w:name="Subtle Reference" w:uiPriority="31" w:qFormat="1"/>
     <w:lsdException w:name="Intense Reference" w:uiPriority="32" w:qFormat="1"/>
     <w:lsdException w:name="Book Title" w:uiPriority="33" w:qFormat="1"/>
-    <w:lsdException w:name="Bibliography" w:semiHidden="1" w:uiPriority="37" w:unhideWhenUsed="1"/>
-    <w:lsdException w:name="TOC Heading" w:semiHidden="1" w:uiPriority="39" w:unhideWhenUsed="1" w:qFormat="1"/>
+    <w:lsdException w:name="Bibliography" w:uiPriority="37" w:semiHidden="1" w:unhideWhenUsed="1"/>
+    <w:lsdException w:name="TOC Heading" w:uiPriority="39" w:semiHidden="1" w:unhideWhenUsed="1" w:qFormat="1"/>
     <w:lsdException w:name="Plain Table 1" w:uiPriority="41"/>
     <w:lsdException w:name="Plain Table 2" w:uiPriority="42"/>
     <w:lsdException w:name="Plain Table 3" w:uiPriority="43"/>
@@ -8025,11 +8365,11 @@
     <w:lsdException w:name="Unresolved Mention" w:semiHidden="1" w:unhideWhenUsed="1"/>
     <w:lsdException w:name="Smart Link" w:semiHidden="1" w:unhideWhenUsed="1"/>
   </w:latentStyles>
-  <w:style w:type="paragraph" w:default="1" w:styleId="Normal">
+  <w:style w:type="paragraph" w:styleId="Normal" w:default="1">
     <w:name w:val="Normal"/>
     <w:qFormat/>
     <w:rPr>
-      <w:rFonts w:ascii="Cambria" w:eastAsia="Cambria" w:hAnsi="Cambria" w:cs="Cambria"/>
+      <w:rFonts w:ascii="Cambria" w:hAnsi="Cambria" w:eastAsia="Cambria" w:cs="Cambria"/>
     </w:rPr>
   </w:style>
   <w:style w:type="paragraph" w:styleId="Heading1">
@@ -8066,13 +8406,13 @@
       <w:szCs w:val="21"/>
     </w:rPr>
   </w:style>
-  <w:style w:type="character" w:default="1" w:styleId="DefaultParagraphFont">
+  <w:style w:type="character" w:styleId="DefaultParagraphFont" w:default="1">
     <w:name w:val="Default Paragraph Font"/>
     <w:uiPriority w:val="1"/>
     <w:semiHidden/>
     <w:unhideWhenUsed/>
   </w:style>
-  <w:style w:type="table" w:default="1" w:styleId="TableNormal">
+  <w:style w:type="table" w:styleId="TableNormal" w:default="1">
     <w:name w:val="Normal Table"/>
     <w:uiPriority w:val="99"/>
     <w:semiHidden/>
@@ -8087,7 +8427,7 @@
       </w:tblCellMar>
     </w:tblPr>
   </w:style>
-  <w:style w:type="numbering" w:default="1" w:styleId="NoList">
+  <w:style w:type="numbering" w:styleId="NoList" w:default="1">
     <w:name w:val="No List"/>
     <w:uiPriority w:val="99"/>
     <w:semiHidden/>
@@ -8113,7 +8453,7 @@
       <w:ind w:left="743" w:hanging="360"/>
     </w:pPr>
   </w:style>
-  <w:style w:type="paragraph" w:customStyle="1" w:styleId="TableParagraph">
+  <w:style w:type="paragraph" w:styleId="TableParagraph" w:customStyle="1">
     <w:name w:val="Table Paragraph"/>
     <w:basedOn w:val="Normal"/>
     <w:uiPriority w:val="1"/>
@@ -8133,14 +8473,14 @@
       </w:tabs>
     </w:pPr>
   </w:style>
-  <w:style w:type="character" w:customStyle="1" w:styleId="HeaderChar">
+  <w:style w:type="character" w:styleId="HeaderChar" w:customStyle="1">
     <w:name w:val="Header Char"/>
     <w:basedOn w:val="DefaultParagraphFont"/>
     <w:link w:val="Header"/>
     <w:uiPriority w:val="99"/>
     <w:rsid w:val="008B2E6D"/>
     <w:rPr>
-      <w:rFonts w:ascii="Cambria" w:eastAsia="Cambria" w:hAnsi="Cambria" w:cs="Cambria"/>
+      <w:rFonts w:ascii="Cambria" w:hAnsi="Cambria" w:eastAsia="Cambria" w:cs="Cambria"/>
     </w:rPr>
   </w:style>
   <w:style w:type="paragraph" w:styleId="Footer">
@@ -8157,14 +8497,14 @@
       </w:tabs>
     </w:pPr>
   </w:style>
-  <w:style w:type="character" w:customStyle="1" w:styleId="FooterChar">
+  <w:style w:type="character" w:styleId="FooterChar" w:customStyle="1">
     <w:name w:val="Footer Char"/>
     <w:basedOn w:val="DefaultParagraphFont"/>
     <w:link w:val="Footer"/>
     <w:uiPriority w:val="99"/>
     <w:rsid w:val="008B2E6D"/>
     <w:rPr>
-      <w:rFonts w:ascii="Cambria" w:eastAsia="Cambria" w:hAnsi="Cambria" w:cs="Cambria"/>
+      <w:rFonts w:ascii="Cambria" w:hAnsi="Cambria" w:eastAsia="Cambria" w:cs="Cambria"/>
     </w:rPr>
   </w:style>
   <w:style w:type="character" w:styleId="Hyperlink">
@@ -8480,10 +8820,183 @@
 <b:Sources xmlns:b="http://schemas.openxmlformats.org/officeDocument/2006/bibliography" xmlns="http://schemas.openxmlformats.org/officeDocument/2006/bibliography" SelectedStyle="\APASixthEditionOfficeOnline.xsl" StyleName="APA" Version="6"/>
 </file>
 
+<file path=customXml/item2.xml><?xml version="1.0" encoding="utf-8"?>
+<ct:contentTypeSchema xmlns:ct="http://schemas.microsoft.com/office/2006/metadata/contentType" xmlns:ma="http://schemas.microsoft.com/office/2006/metadata/properties/metaAttributes" ct:_="" ma:_="" ma:contentTypeName="Document" ma:contentTypeID="0x010100BB4722A5B8899C46B969EB128F847344" ma:contentTypeVersion="4" ma:contentTypeDescription="Create a new document." ma:contentTypeScope="" ma:versionID="14f8138e4eb63a73dcbdf43b2540dc26">
+  <xsd:schema xmlns:xsd="http://www.w3.org/2001/XMLSchema" xmlns:xs="http://www.w3.org/2001/XMLSchema" xmlns:p="http://schemas.microsoft.com/office/2006/metadata/properties" xmlns:ns2="a55f4fe3-75c2-4eeb-8c79-11c190f07ba0" targetNamespace="http://schemas.microsoft.com/office/2006/metadata/properties" ma:root="true" ma:fieldsID="d3173b9800f40fb748dc394af63f3c02" ns2:_="">
+    <xsd:import namespace="a55f4fe3-75c2-4eeb-8c79-11c190f07ba0"/>
+    <xsd:element name="properties">
+      <xsd:complexType>
+        <xsd:sequence>
+          <xsd:element name="documentManagement">
+            <xsd:complexType>
+              <xsd:all>
+                <xsd:element ref="ns2:ReferenceId" minOccurs="0"/>
+                <xsd:element ref="ns2:MediaServiceMetadata" minOccurs="0"/>
+                <xsd:element ref="ns2:MediaServiceFastMetadata" minOccurs="0"/>
+                <xsd:element ref="ns2:MediaServiceSearchProperties" minOccurs="0"/>
+              </xsd:all>
+            </xsd:complexType>
+          </xsd:element>
+        </xsd:sequence>
+      </xsd:complexType>
+    </xsd:element>
+  </xsd:schema>
+  <xsd:schema xmlns:xsd="http://www.w3.org/2001/XMLSchema" xmlns:xs="http://www.w3.org/2001/XMLSchema" xmlns:dms="http://schemas.microsoft.com/office/2006/documentManagement/types" xmlns:pc="http://schemas.microsoft.com/office/infopath/2007/PartnerControls" targetNamespace="a55f4fe3-75c2-4eeb-8c79-11c190f07ba0" elementFormDefault="qualified">
+    <xsd:import namespace="http://schemas.microsoft.com/office/2006/documentManagement/types"/>
+    <xsd:import namespace="http://schemas.microsoft.com/office/infopath/2007/PartnerControls"/>
+    <xsd:element name="ReferenceId" ma:index="8" nillable="true" ma:displayName="ReferenceId" ma:indexed="true" ma:internalName="ReferenceId">
+      <xsd:simpleType>
+        <xsd:restriction base="dms:Text"/>
+      </xsd:simpleType>
+    </xsd:element>
+    <xsd:element name="MediaServiceMetadata" ma:index="9" nillable="true" ma:displayName="MediaServiceMetadata" ma:hidden="true" ma:internalName="MediaServiceMetadata" ma:readOnly="true">
+      <xsd:simpleType>
+        <xsd:restriction base="dms:Note"/>
+      </xsd:simpleType>
+    </xsd:element>
+    <xsd:element name="MediaServiceFastMetadata" ma:index="10" nillable="true" ma:displayName="MediaServiceFastMetadata" ma:hidden="true" ma:internalName="MediaServiceFastMetadata" ma:readOnly="true">
+      <xsd:simpleType>
+        <xsd:restriction base="dms:Note"/>
+      </xsd:simpleType>
+    </xsd:element>
+    <xsd:element name="MediaServiceSearchProperties" ma:index="11" nillable="true" ma:displayName="MediaServiceSearchProperties" ma:hidden="true" ma:internalName="MediaServiceSearchProperties" ma:readOnly="true">
+      <xsd:simpleType>
+        <xsd:restriction base="dms:Note"/>
+      </xsd:simpleType>
+    </xsd:element>
+  </xsd:schema>
+  <xsd:schema xmlns="http://schemas.openxmlformats.org/package/2006/metadata/core-properties" xmlns:xsd="http://www.w3.org/2001/XMLSchema" xmlns:xsi="http://www.w3.org/2001/XMLSchema-instance" xmlns:dc="http://purl.org/dc/elements/1.1/" xmlns:dcterms="http://purl.org/dc/terms/" xmlns:odoc="http://schemas.microsoft.com/internal/obd" targetNamespace="http://schemas.openxmlformats.org/package/2006/metadata/core-properties" elementFormDefault="qualified" attributeFormDefault="unqualified" blockDefault="#all">
+    <xsd:import namespace="http://purl.org/dc/elements/1.1/" schemaLocation="http://dublincore.org/schemas/xmls/qdc/2003/04/02/dc.xsd"/>
+    <xsd:import namespace="http://purl.org/dc/terms/" schemaLocation="http://dublincore.org/schemas/xmls/qdc/2003/04/02/dcterms.xsd"/>
+    <xsd:element name="coreProperties" type="CT_coreProperties"/>
+    <xsd:complexType name="CT_coreProperties">
+      <xsd:all>
+        <xsd:element ref="dc:creator" minOccurs="0" maxOccurs="1"/>
+        <xsd:element ref="dcterms:created" minOccurs="0" maxOccurs="1"/>
+        <xsd:element ref="dc:identifier" minOccurs="0" maxOccurs="1"/>
+        <xsd:element name="contentType" minOccurs="0" maxOccurs="1" type="xsd:string" ma:index="0" ma:displayName="Content Type"/>
+        <xsd:element ref="dc:title" minOccurs="0" maxOccurs="1" ma:index="4" ma:displayName="Title"/>
+        <xsd:element ref="dc:subject" minOccurs="0" maxOccurs="1"/>
+        <xsd:element ref="dc:description" minOccurs="0" maxOccurs="1"/>
+        <xsd:element name="keywords" minOccurs="0" maxOccurs="1" type="xsd:string"/>
+        <xsd:element ref="dc:language" minOccurs="0" maxOccurs="1"/>
+        <xsd:element name="category" minOccurs="0" maxOccurs="1" type="xsd:string"/>
+        <xsd:element name="version" minOccurs="0" maxOccurs="1" type="xsd:string"/>
+        <xsd:element name="revision" minOccurs="0" maxOccurs="1" type="xsd:string">
+          <xsd:annotation>
+            <xsd:documentation>
+                        This value indicates the number of saves or revisions. The application is responsible for updating this value after each revision.
+                    </xsd:documentation>
+          </xsd:annotation>
+        </xsd:element>
+        <xsd:element name="lastModifiedBy" minOccurs="0" maxOccurs="1" type="xsd:string"/>
+        <xsd:element ref="dcterms:modified" minOccurs="0" maxOccurs="1"/>
+        <xsd:element name="contentStatus" minOccurs="0" maxOccurs="1" type="xsd:string"/>
+      </xsd:all>
+    </xsd:complexType>
+  </xsd:schema>
+  <xs:schema xmlns:pc="http://schemas.microsoft.com/office/infopath/2007/PartnerControls" xmlns:xs="http://www.w3.org/2001/XMLSchema" targetNamespace="http://schemas.microsoft.com/office/infopath/2007/PartnerControls" elementFormDefault="qualified" attributeFormDefault="unqualified">
+    <xs:element name="Person">
+      <xs:complexType>
+        <xs:sequence>
+          <xs:element ref="pc:DisplayName" minOccurs="0"/>
+          <xs:element ref="pc:AccountId" minOccurs="0"/>
+          <xs:element ref="pc:AccountType" minOccurs="0"/>
+        </xs:sequence>
+      </xs:complexType>
+    </xs:element>
+    <xs:element name="DisplayName" type="xs:string"/>
+    <xs:element name="AccountId" type="xs:string"/>
+    <xs:element name="AccountType" type="xs:string"/>
+    <xs:element name="BDCAssociatedEntity">
+      <xs:complexType>
+        <xs:sequence>
+          <xs:element ref="pc:BDCEntity" minOccurs="0" maxOccurs="unbounded"/>
+        </xs:sequence>
+        <xs:attribute ref="pc:EntityNamespace"/>
+        <xs:attribute ref="pc:EntityName"/>
+        <xs:attribute ref="pc:SystemInstanceName"/>
+        <xs:attribute ref="pc:AssociationName"/>
+      </xs:complexType>
+    </xs:element>
+    <xs:attribute name="EntityNamespace" type="xs:string"/>
+    <xs:attribute name="EntityName" type="xs:string"/>
+    <xs:attribute name="SystemInstanceName" type="xs:string"/>
+    <xs:attribute name="AssociationName" type="xs:string"/>
+    <xs:element name="BDCEntity">
+      <xs:complexType>
+        <xs:sequence>
+          <xs:element ref="pc:EntityDisplayName" minOccurs="0"/>
+          <xs:element ref="pc:EntityInstanceReference" minOccurs="0"/>
+          <xs:element ref="pc:EntityId1" minOccurs="0"/>
+          <xs:element ref="pc:EntityId2" minOccurs="0"/>
+          <xs:element ref="pc:EntityId3" minOccurs="0"/>
+          <xs:element ref="pc:EntityId4" minOccurs="0"/>
+          <xs:element ref="pc:EntityId5" minOccurs="0"/>
+        </xs:sequence>
+      </xs:complexType>
+    </xs:element>
+    <xs:element name="EntityDisplayName" type="xs:string"/>
+    <xs:element name="EntityInstanceReference" type="xs:string"/>
+    <xs:element name="EntityId1" type="xs:string"/>
+    <xs:element name="EntityId2" type="xs:string"/>
+    <xs:element name="EntityId3" type="xs:string"/>
+    <xs:element name="EntityId4" type="xs:string"/>
+    <xs:element name="EntityId5" type="xs:string"/>
+    <xs:element name="Terms">
+      <xs:complexType>
+        <xs:sequence>
+          <xs:element ref="pc:TermInfo" minOccurs="0" maxOccurs="unbounded"/>
+        </xs:sequence>
+      </xs:complexType>
+    </xs:element>
+    <xs:element name="TermInfo">
+      <xs:complexType>
+        <xs:sequence>
+          <xs:element ref="pc:TermName" minOccurs="0"/>
+          <xs:element ref="pc:TermId" minOccurs="0"/>
+        </xs:sequence>
+      </xs:complexType>
+    </xs:element>
+    <xs:element name="TermName" type="xs:string"/>
+    <xs:element name="TermId" type="xs:string"/>
+  </xs:schema>
+</ct:contentTypeSchema>
+</file>
+
+<file path=customXml/item3.xml><?xml version="1.0" encoding="utf-8"?>
+<?mso-contentType ?>
+<FormTemplates xmlns="http://schemas.microsoft.com/sharepoint/v3/contenttype/forms">
+  <Display>DocumentLibraryForm</Display>
+  <Edit>DocumentLibraryForm</Edit>
+  <New>DocumentLibraryForm</New>
+</FormTemplates>
+</file>
+
+<file path=customXml/item4.xml><?xml version="1.0" encoding="utf-8"?>
+<p:properties xmlns:p="http://schemas.microsoft.com/office/2006/metadata/properties" xmlns:xsi="http://www.w3.org/2001/XMLSchema-instance" xmlns:pc="http://schemas.microsoft.com/office/infopath/2007/PartnerControls">
+  <documentManagement>
+    <ReferenceId xmlns="a55f4fe3-75c2-4eeb-8c79-11c190f07ba0" xsi:nil="true"/>
+  </documentManagement>
+</p:properties>
+</file>
+
 <file path=customXml/itemProps1.xml><?xml version="1.0" encoding="utf-8"?>
 <ds:datastoreItem xmlns:ds="http://schemas.openxmlformats.org/officeDocument/2006/customXml" ds:itemID="{69898F47-8282-4C4F-BE3D-5AB8E47F4C6A}">
   <ds:schemaRefs>
     <ds:schemaRef ds:uri="http://schemas.openxmlformats.org/officeDocument/2006/bibliography"/>
   </ds:schemaRefs>
 </ds:datastoreItem>
+</file>
+
+<file path=customXml/itemProps2.xml><?xml version="1.0" encoding="utf-8"?>
+<ds:datastoreItem xmlns:ds="http://schemas.openxmlformats.org/officeDocument/2006/customXml" ds:itemID="{A6C5F25E-E27C-485D-8FC3-FDF38FABEB7C}"/>
+</file>
+
+<file path=customXml/itemProps3.xml><?xml version="1.0" encoding="utf-8"?>
+<ds:datastoreItem xmlns:ds="http://schemas.openxmlformats.org/officeDocument/2006/customXml" ds:itemID="{A8C91DDB-215D-4571-ADAE-EDF697148394}"/>
+</file>
+
+<file path=customXml/itemProps4.xml><?xml version="1.0" encoding="utf-8"?>
+<ds:datastoreItem xmlns:ds="http://schemas.openxmlformats.org/officeDocument/2006/customXml" ds:itemID="{21B10901-A57B-49FC-82AE-943091CD7858}"/>
 </file>
--- a/24BAD030- HARIHARAN V S - EX 3-CLEANSE DATA.docx
+++ b/24BAD030- HARIHARAN V S - EX 3-CLEANSE DATA.docx
@@ -1,6 +1,6 @@
 
 <file path=word/document.xml><?xml version="1.0" encoding="utf-8"?>
-<w:document xmlns:wpc="http://schemas.microsoft.com/office/word/2010/wordprocessingCanvas" xmlns:cx="http://schemas.microsoft.com/office/drawing/2014/chartex" xmlns:cx1="http://schemas.microsoft.com/office/drawing/2015/9/8/chartex" xmlns:cx2="http://schemas.microsoft.com/office/drawing/2015/10/21/chartex" xmlns:cx3="http://schemas.microsoft.com/office/drawing/2016/5/9/chartex" xmlns:cx4="http://schemas.microsoft.com/office/drawing/2016/5/10/chartex" xmlns:cx5="http://schemas.microsoft.com/office/drawing/2016/5/11/chartex" xmlns:cx6="http://schemas.microsoft.com/office/drawing/2016/5/12/chartex" xmlns:cx7="http://schemas.microsoft.com/office/drawing/2016/5/13/chartex" xmlns:cx8="http://schemas.microsoft.com/office/drawing/2016/5/14/chartex" xmlns:mc="http://schemas.openxmlformats.org/markup-compatibility/2006" xmlns:aink="http://schemas.microsoft.com/office/drawing/2016/ink" xmlns:am3d="http://schemas.microsoft.com/office/drawing/2017/model3d" xmlns:o="urn:schemas-microsoft-com:office:office" xmlns:oel="http://schemas.microsoft.com/office/2019/extlst" xmlns:r="http://schemas.openxmlformats.org/officeDocument/2006/relationships" xmlns:m="http://schemas.openxmlformats.org/officeDocument/2006/math" xmlns:v="urn:schemas-microsoft-com:vml" xmlns:wp14="http://schemas.microsoft.com/office/word/2010/wordprocessingDrawing" xmlns:wp="http://schemas.openxmlformats.org/drawingml/2006/wordprocessingDrawing" xmlns:w10="urn:schemas-microsoft-com:office:word" xmlns:w="http://schemas.openxmlformats.org/wordprocessingml/2006/main" xmlns:w14="http://schemas.microsoft.com/office/word/2010/wordml" xmlns:w15="http://schemas.microsoft.com/office/word/2012/wordml" xmlns:w16cex="http://schemas.microsoft.com/office/word/2018/wordml/cex" xmlns:w16cid="http://schemas.microsoft.com/office/word/2016/wordml/cid" xmlns:w16="http://schemas.microsoft.com/office/word/2018/wordml" xmlns:w16du="http://schemas.microsoft.com/office/word/2023/wordml/word16du" xmlns:w16sdtdh="http://schemas.microsoft.com/office/word/2020/wordml/sdtdatahash" xmlns:w16sdtfl="http://schemas.microsoft.com/office/word/2024/wordml/sdtformatlock" xmlns:w16se="http://schemas.microsoft.com/office/word/2015/wordml/symex" xmlns:wpg="http://schemas.microsoft.com/office/word/2010/wordprocessingGroup" xmlns:wpi="http://schemas.microsoft.com/office/word/2010/wordprocessingInk" xmlns:wne="http://schemas.microsoft.com/office/word/2006/wordml" xmlns:wps="http://schemas.microsoft.com/office/word/2010/wordprocessingShape" xmlns:a="http://schemas.openxmlformats.org/drawingml/2006/main" xmlns:pic="http://schemas.openxmlformats.org/drawingml/2006/picture" xmlns:a14="http://schemas.microsoft.com/office/drawing/2010/main" mc:Ignorable="w14 w15 w16se w16cid w16 w16cex w16sdtdh w16sdtfl w16du wp14">
+<w:document xmlns:wpc="http://schemas.microsoft.com/office/word/2010/wordprocessingCanvas" xmlns:cx="http://schemas.microsoft.com/office/drawing/2014/chartex" xmlns:cx1="http://schemas.microsoft.com/office/drawing/2015/9/8/chartex" xmlns:cx2="http://schemas.microsoft.com/office/drawing/2015/10/21/chartex" xmlns:cx3="http://schemas.microsoft.com/office/drawing/2016/5/9/chartex" xmlns:cx4="http://schemas.microsoft.com/office/drawing/2016/5/10/chartex" xmlns:cx5="http://schemas.microsoft.com/office/drawing/2016/5/11/chartex" xmlns:cx6="http://schemas.microsoft.com/office/drawing/2016/5/12/chartex" xmlns:cx7="http://schemas.microsoft.com/office/drawing/2016/5/13/chartex" xmlns:cx8="http://schemas.microsoft.com/office/drawing/2016/5/14/chartex" xmlns:mc="http://schemas.openxmlformats.org/markup-compatibility/2006" xmlns:aink="http://schemas.microsoft.com/office/drawing/2016/ink" xmlns:am3d="http://schemas.microsoft.com/office/drawing/2017/model3d" xmlns:o="urn:schemas-microsoft-com:office:office" xmlns:oel="http://schemas.microsoft.com/office/2019/extlst" xmlns:r="http://schemas.openxmlformats.org/officeDocument/2006/relationships" xmlns:m="http://schemas.openxmlformats.org/officeDocument/2006/math" xmlns:v="urn:schemas-microsoft-com:vml" xmlns:wp14="http://schemas.microsoft.com/office/word/2010/wordprocessingDrawing" xmlns:wp="http://schemas.openxmlformats.org/drawingml/2006/wordprocessingDrawing" xmlns:w10="urn:schemas-microsoft-com:office:word" xmlns:w="http://schemas.openxmlformats.org/wordprocessingml/2006/main" xmlns:w14="http://schemas.microsoft.com/office/word/2010/wordml" xmlns:w15="http://schemas.microsoft.com/office/word/2012/wordml" xmlns:w16cex="http://schemas.microsoft.com/office/word/2018/wordml/cex" xmlns:w16cid="http://schemas.microsoft.com/office/word/2016/wordml/cid" xmlns:w16="http://schemas.microsoft.com/office/word/2018/wordml" xmlns:w16du="http://schemas.microsoft.com/office/word/2023/wordml/word16du" xmlns:w16sdtdh="http://schemas.microsoft.com/office/word/2020/wordml/sdtdatahash" xmlns:w16sdtfl="http://schemas.microsoft.com/office/word/2024/wordml/sdtformatlock" xmlns:w16se="http://schemas.microsoft.com/office/word/2015/wordml/symex" xmlns:wpg="http://schemas.microsoft.com/office/word/2010/wordprocessingGroup" xmlns:wpi="http://schemas.microsoft.com/office/word/2010/wordprocessingInk" xmlns:wne="http://schemas.microsoft.com/office/word/2006/wordml" xmlns:wps="http://schemas.microsoft.com/office/word/2010/wordprocessingShape" mc:Ignorable="w14 w15 w16se w16cid w16 w16cex w16sdtdh w16sdtfl w16du wp14">
   <w:body>
     <w:p>
       <w:pPr>
@@ -17,12 +17,12 @@
         <w:tblW w:w="0" w:type="auto"/>
         <w:tblInd w:w="27" w:type="dxa"/>
         <w:tblBorders>
-          <w:top w:val="single" w:color="000000" w:sz="6" w:space="0"/>
-          <w:left w:val="single" w:color="000000" w:sz="6" w:space="0"/>
-          <w:bottom w:val="single" w:color="000000" w:sz="6" w:space="0"/>
-          <w:right w:val="single" w:color="000000" w:sz="6" w:space="0"/>
-          <w:insideH w:val="single" w:color="000000" w:sz="6" w:space="0"/>
-          <w:insideV w:val="single" w:color="000000" w:sz="6" w:space="0"/>
+          <w:top w:val="single" w:sz="6" w:space="0" w:color="000000"/>
+          <w:left w:val="single" w:sz="6" w:space="0" w:color="000000"/>
+          <w:bottom w:val="single" w:sz="6" w:space="0" w:color="000000"/>
+          <w:right w:val="single" w:sz="6" w:space="0" w:color="000000"/>
+          <w:insideH w:val="single" w:sz="6" w:space="0" w:color="000000"/>
+          <w:insideV w:val="single" w:sz="6" w:space="0" w:color="000000"/>
         </w:tblBorders>
         <w:tblLayout w:type="fixed"/>
         <w:tblCellMar>
@@ -247,7 +247,7 @@
         </w:rPr>
         <w:t xml:space="preserve"> link </w:t>
       </w:r>
-      <w:hyperlink w:history="1" r:id="rId8">
+      <w:hyperlink r:id="rId8" w:history="1">
         <w:r>
           <w:rPr>
             <w:rStyle w:val="Hyperlink"/>
@@ -1311,6 +1311,7 @@
         <w:t xml:space="preserve">Power BI) by identifying and resolving missing values, outliers, and inconsistencies using built-in tools, </w:t>
       </w:r>
       <w:r>
+        <w:lastRenderedPageBreak/>
         <w:t>ensuring</w:t>
       </w:r>
       <w:r>
@@ -3853,6 +3854,7 @@
         <w:rPr>
           <w:sz w:val="21"/>
         </w:rPr>
+        <w:lastRenderedPageBreak/>
         <w:t>Fields</w:t>
       </w:r>
       <w:r>
@@ -5049,263 +5051,7 @@
       <w:pPr>
         <w:pStyle w:val="BodyText"/>
         <w:spacing w:before="138"/>
-        <w:rPr>
-          <w:b w:val="1"/>
-          <w:bCs w:val="1"/>
-          <w:sz w:val="24"/>
-          <w:szCs w:val="24"/>
-        </w:rPr>
-      </w:pPr>
-    </w:p>
-    <w:p>
-      <w:pPr>
-        <w:pStyle w:val="BodyText"/>
-        <w:spacing w:before="138"/>
-      </w:pPr>
-      <w:r>
-        <w:rPr>
-          <w:b w:val="1"/>
-          <w:bCs w:val="1"/>
-          <w:sz w:val="24"/>
-          <w:szCs w:val="24"/>
-        </w:rPr>
-        <w:t xml:space="preserve">Tableau </w:t>
-      </w:r>
-    </w:p>
-    <w:p>
-      <w:pPr>
-        <w:pStyle w:val="BodyText"/>
-        <w:spacing w:before="138"/>
-      </w:pPr>
-      <w:r>
-        <w:drawing>
-          <wp:inline wp14:editId="39404473" wp14:anchorId="2A6F188E">
-            <wp:extent cx="5772150" cy="3248025"/>
-            <wp:effectExtent l="0" t="0" r="0" b="0"/>
-            <wp:docPr id="189480770" name="drawing"/>
-            <wp:cNvGraphicFramePr>
-              <a:graphicFrameLocks noChangeAspect="1"/>
-            </wp:cNvGraphicFramePr>
-            <a:graphic>
-              <a:graphicData xmlns:a="http://schemas.openxmlformats.org/drawingml/2006/main" uri="http://schemas.openxmlformats.org/drawingml/2006/picture">
-                <pic:pic xmlns:pic="http://schemas.openxmlformats.org/drawingml/2006/picture">
-                  <pic:nvPicPr>
-                    <pic:cNvPr id="189480770" name="Picture 189480770"/>
-                    <pic:cNvPicPr/>
-                  </pic:nvPicPr>
-                  <pic:blipFill>
-                    <a:blip xmlns:r="http://schemas.openxmlformats.org/officeDocument/2006/relationships" r:embed="rId1346902915">
-                      <a:extLst>
-                        <a:ext uri="{28A0092B-C50C-407E-A947-70E740481C1C}">
-                          <a14:useLocalDpi xmlns:a14="http://schemas.microsoft.com/office/drawing/2010/main"/>
-                        </a:ext>
-                      </a:extLst>
-                    </a:blip>
-                    <a:stretch>
-                      <a:fillRect/>
-                    </a:stretch>
-                  </pic:blipFill>
-                  <pic:spPr>
-                    <a:xfrm>
-                      <a:off x="0" y="0"/>
-                      <a:ext cx="5772150" cy="3248025"/>
-                    </a:xfrm>
-                    <a:prstGeom prst="rect">
-                      <a:avLst/>
-                    </a:prstGeom>
-                  </pic:spPr>
-                </pic:pic>
-              </a:graphicData>
-            </a:graphic>
-          </wp:inline>
-        </w:drawing>
-      </w:r>
-      <w:r>
-        <w:drawing>
-          <wp:inline wp14:editId="151C44E0" wp14:anchorId="23F9FB44">
-            <wp:extent cx="5772150" cy="4591050"/>
-            <wp:effectExtent l="0" t="0" r="0" b="0"/>
-            <wp:docPr id="646112341" name="drawing"/>
-            <wp:cNvGraphicFramePr>
-              <a:graphicFrameLocks noChangeAspect="1"/>
-            </wp:cNvGraphicFramePr>
-            <a:graphic>
-              <a:graphicData xmlns:a="http://schemas.openxmlformats.org/drawingml/2006/main" uri="http://schemas.openxmlformats.org/drawingml/2006/picture">
-                <pic:pic xmlns:pic="http://schemas.openxmlformats.org/drawingml/2006/picture">
-                  <pic:nvPicPr>
-                    <pic:cNvPr id="646112341" name="Picture 646112341"/>
-                    <pic:cNvPicPr/>
-                  </pic:nvPicPr>
-                  <pic:blipFill>
-                    <a:blip xmlns:r="http://schemas.openxmlformats.org/officeDocument/2006/relationships" r:embed="rId345577613">
-                      <a:extLst>
-                        <a:ext uri="{28A0092B-C50C-407E-A947-70E740481C1C}">
-                          <a14:useLocalDpi xmlns:a14="http://schemas.microsoft.com/office/drawing/2010/main"/>
-                        </a:ext>
-                      </a:extLst>
-                    </a:blip>
-                    <a:stretch>
-                      <a:fillRect/>
-                    </a:stretch>
-                  </pic:blipFill>
-                  <pic:spPr>
-                    <a:xfrm>
-                      <a:off x="0" y="0"/>
-                      <a:ext cx="5772150" cy="4591050"/>
-                    </a:xfrm>
-                    <a:prstGeom prst="rect">
-                      <a:avLst/>
-                    </a:prstGeom>
-                  </pic:spPr>
-                </pic:pic>
-              </a:graphicData>
-            </a:graphic>
-          </wp:inline>
-        </w:drawing>
-      </w:r>
-    </w:p>
-    <w:p>
-      <w:pPr>
-        <w:pStyle w:val="BodyText"/>
-        <w:spacing w:before="138"/>
-      </w:pPr>
-      <w:r>
-        <w:rPr>
-          <w:b w:val="1"/>
-          <w:bCs w:val="1"/>
-          <w:sz w:val="24"/>
-          <w:szCs w:val="24"/>
-        </w:rPr>
-        <w:t>PowerBI</w:t>
-      </w:r>
-    </w:p>
-    <w:p>
-      <w:pPr>
-        <w:pStyle w:val="BodyText"/>
-        <w:spacing w:before="138"/>
-        <w:rPr>
-          <w:b w:val="1"/>
-          <w:bCs w:val="1"/>
-          <w:sz w:val="24"/>
-          <w:szCs w:val="24"/>
-        </w:rPr>
-      </w:pPr>
-    </w:p>
-    <w:p>
-      <w:pPr>
-        <w:pStyle w:val="BodyText"/>
-        <w:spacing w:before="138"/>
-        <w:rPr>
-          <w:b w:val="1"/>
-          <w:bCs w:val="1"/>
-          <w:sz w:val="24"/>
-          <w:szCs w:val="24"/>
-        </w:rPr>
-      </w:pPr>
-    </w:p>
-    <w:p>
-      <w:pPr>
-        <w:pStyle w:val="BodyText"/>
-        <w:spacing w:before="138"/>
-        <w:rPr>
-          <w:b w:val="1"/>
-          <w:bCs w:val="1"/>
-          <w:sz w:val="24"/>
-          <w:szCs w:val="24"/>
-        </w:rPr>
-      </w:pPr>
-    </w:p>
-    <w:p>
-      <w:pPr>
-        <w:pStyle w:val="BodyText"/>
-        <w:spacing w:before="138"/>
-      </w:pPr>
-      <w:r>
-        <w:drawing>
-          <wp:inline wp14:editId="1EEEA1FB" wp14:anchorId="6FEDB776">
-            <wp:extent cx="5772150" cy="2857500"/>
-            <wp:effectExtent l="0" t="0" r="0" b="0"/>
-            <wp:docPr id="831118074" name="drawing"/>
-            <wp:cNvGraphicFramePr>
-              <a:graphicFrameLocks noChangeAspect="1"/>
-            </wp:cNvGraphicFramePr>
-            <a:graphic>
-              <a:graphicData xmlns:a="http://schemas.openxmlformats.org/drawingml/2006/main" uri="http://schemas.openxmlformats.org/drawingml/2006/picture">
-                <pic:pic xmlns:pic="http://schemas.openxmlformats.org/drawingml/2006/picture">
-                  <pic:nvPicPr>
-                    <pic:cNvPr id="831118074" name="Picture 831118074"/>
-                    <pic:cNvPicPr/>
-                  </pic:nvPicPr>
-                  <pic:blipFill>
-                    <a:blip xmlns:r="http://schemas.openxmlformats.org/officeDocument/2006/relationships" r:embed="rId990492257">
-                      <a:extLst>
-                        <a:ext uri="{28A0092B-C50C-407E-A947-70E740481C1C}">
-                          <a14:useLocalDpi xmlns:a14="http://schemas.microsoft.com/office/drawing/2010/main"/>
-                        </a:ext>
-                      </a:extLst>
-                    </a:blip>
-                    <a:stretch>
-                      <a:fillRect/>
-                    </a:stretch>
-                  </pic:blipFill>
-                  <pic:spPr>
-                    <a:xfrm>
-                      <a:off x="0" y="0"/>
-                      <a:ext cx="5772150" cy="2857500"/>
-                    </a:xfrm>
-                    <a:prstGeom prst="rect">
-                      <a:avLst/>
-                    </a:prstGeom>
-                  </pic:spPr>
-                </pic:pic>
-              </a:graphicData>
-            </a:graphic>
-          </wp:inline>
-        </w:drawing>
-      </w:r>
-      <w:r>
-        <w:drawing>
-          <wp:inline wp14:editId="4690E6CB" wp14:anchorId="59C23F28">
-            <wp:extent cx="5772150" cy="3305175"/>
-            <wp:effectExtent l="0" t="0" r="0" b="0"/>
-            <wp:docPr id="1530514144" name="drawing"/>
-            <wp:cNvGraphicFramePr>
-              <a:graphicFrameLocks noChangeAspect="1"/>
-            </wp:cNvGraphicFramePr>
-            <a:graphic>
-              <a:graphicData xmlns:a="http://schemas.openxmlformats.org/drawingml/2006/main" uri="http://schemas.openxmlformats.org/drawingml/2006/picture">
-                <pic:pic xmlns:pic="http://schemas.openxmlformats.org/drawingml/2006/picture">
-                  <pic:nvPicPr>
-                    <pic:cNvPr id="1530514144" name="Picture 1530514144"/>
-                    <pic:cNvPicPr/>
-                  </pic:nvPicPr>
-                  <pic:blipFill>
-                    <a:blip xmlns:r="http://schemas.openxmlformats.org/officeDocument/2006/relationships" r:embed="rId1418685314">
-                      <a:extLst>
-                        <a:ext uri="{28A0092B-C50C-407E-A947-70E740481C1C}">
-                          <a14:useLocalDpi xmlns:a14="http://schemas.microsoft.com/office/drawing/2010/main"/>
-                        </a:ext>
-                      </a:extLst>
-                    </a:blip>
-                    <a:stretch>
-                      <a:fillRect/>
-                    </a:stretch>
-                  </pic:blipFill>
-                  <pic:spPr>
-                    <a:xfrm>
-                      <a:off x="0" y="0"/>
-                      <a:ext cx="5772150" cy="3305175"/>
-                    </a:xfrm>
-                    <a:prstGeom prst="rect">
-                      <a:avLst/>
-                    </a:prstGeom>
-                  </pic:spPr>
-                </pic:pic>
-              </a:graphicData>
-            </a:graphic>
-          </wp:inline>
-        </w:drawing>
-      </w:r>
+      </w:pPr>
     </w:p>
     <w:p>
       <w:pPr>
@@ -5680,13 +5426,11 @@
         <w:ind w:left="588" w:hanging="564"/>
         <w:rPr>
           <w:sz w:val="21"/>
-          <w:szCs w:val="21"/>
-        </w:rPr>
-      </w:pPr>
-      <w:r>
-        <w:rPr>
-          <w:sz w:val="21"/>
-          <w:szCs w:val="21"/>
+        </w:rPr>
+      </w:pPr>
+      <w:r>
+        <w:rPr>
+          <w:sz w:val="21"/>
         </w:rPr>
         <w:t>How</w:t>
       </w:r>
@@ -5694,14 +5438,12 @@
         <w:rPr>
           <w:spacing w:val="26"/>
           <w:sz w:val="21"/>
-          <w:szCs w:val="21"/>
-        </w:rPr>
-        <w:t xml:space="preserve"> </w:t>
-      </w:r>
-      <w:r>
-        <w:rPr>
-          <w:sz w:val="21"/>
-          <w:szCs w:val="21"/>
+        </w:rPr>
+        <w:t xml:space="preserve"> </w:t>
+      </w:r>
+      <w:r>
+        <w:rPr>
+          <w:sz w:val="21"/>
         </w:rPr>
         <w:t>were</w:t>
       </w:r>
@@ -5709,14 +5451,12 @@
         <w:rPr>
           <w:spacing w:val="13"/>
           <w:sz w:val="21"/>
-          <w:szCs w:val="21"/>
-        </w:rPr>
-        <w:t xml:space="preserve"> </w:t>
-      </w:r>
-      <w:r>
-        <w:rPr>
-          <w:sz w:val="21"/>
-          <w:szCs w:val="21"/>
+        </w:rPr>
+        <w:t xml:space="preserve"> </w:t>
+      </w:r>
+      <w:r>
+        <w:rPr>
+          <w:sz w:val="21"/>
         </w:rPr>
         <w:t>outliers</w:t>
       </w:r>
@@ -5724,14 +5464,12 @@
         <w:rPr>
           <w:spacing w:val="29"/>
           <w:sz w:val="21"/>
-          <w:szCs w:val="21"/>
-        </w:rPr>
-        <w:t xml:space="preserve"> </w:t>
-      </w:r>
-      <w:r>
-        <w:rPr>
-          <w:sz w:val="21"/>
-          <w:szCs w:val="21"/>
+        </w:rPr>
+        <w:t xml:space="preserve"> </w:t>
+      </w:r>
+      <w:r>
+        <w:rPr>
+          <w:sz w:val="21"/>
         </w:rPr>
         <w:t>handled</w:t>
       </w:r>
@@ -5739,14 +5477,12 @@
         <w:rPr>
           <w:spacing w:val="11"/>
           <w:sz w:val="21"/>
-          <w:szCs w:val="21"/>
-        </w:rPr>
-        <w:t xml:space="preserve"> </w:t>
-      </w:r>
-      <w:r>
-        <w:rPr>
-          <w:sz w:val="21"/>
-          <w:szCs w:val="21"/>
+        </w:rPr>
+        <w:t xml:space="preserve"> </w:t>
+      </w:r>
+      <w:r>
+        <w:rPr>
+          <w:sz w:val="21"/>
         </w:rPr>
         <w:t>in</w:t>
       </w:r>
@@ -5754,14 +5490,12 @@
         <w:rPr>
           <w:spacing w:val="25"/>
           <w:sz w:val="21"/>
-          <w:szCs w:val="21"/>
-        </w:rPr>
-        <w:t xml:space="preserve"> </w:t>
-      </w:r>
-      <w:r>
-        <w:rPr>
-          <w:sz w:val="21"/>
-          <w:szCs w:val="21"/>
+        </w:rPr>
+        <w:t xml:space="preserve"> </w:t>
+      </w:r>
+      <w:r>
+        <w:rPr>
+          <w:sz w:val="21"/>
         </w:rPr>
         <w:t>your</w:t>
       </w:r>
@@ -5769,14 +5503,12 @@
         <w:rPr>
           <w:spacing w:val="4"/>
           <w:sz w:val="21"/>
-          <w:szCs w:val="21"/>
-        </w:rPr>
-        <w:t xml:space="preserve"> </w:t>
-      </w:r>
-      <w:r>
-        <w:rPr>
-          <w:sz w:val="21"/>
-          <w:szCs w:val="21"/>
+        </w:rPr>
+        <w:t xml:space="preserve"> </w:t>
+      </w:r>
+      <w:r>
+        <w:rPr>
+          <w:sz w:val="21"/>
         </w:rPr>
         <w:t>dataset</w:t>
       </w:r>
@@ -5784,14 +5516,12 @@
         <w:rPr>
           <w:spacing w:val="24"/>
           <w:sz w:val="21"/>
-          <w:szCs w:val="21"/>
-        </w:rPr>
-        <w:t xml:space="preserve"> </w:t>
-      </w:r>
-      <w:r>
-        <w:rPr>
-          <w:sz w:val="21"/>
-          <w:szCs w:val="21"/>
+        </w:rPr>
+        <w:t xml:space="preserve"> </w:t>
+      </w:r>
+      <w:r>
+        <w:rPr>
+          <w:sz w:val="21"/>
         </w:rPr>
         <w:t>and</w:t>
       </w:r>
@@ -5799,14 +5529,12 @@
         <w:rPr>
           <w:spacing w:val="10"/>
           <w:sz w:val="21"/>
-          <w:szCs w:val="21"/>
-        </w:rPr>
-        <w:t xml:space="preserve"> </w:t>
-      </w:r>
-      <w:r>
-        <w:rPr>
-          <w:sz w:val="21"/>
-          <w:szCs w:val="21"/>
+        </w:rPr>
+        <w:t xml:space="preserve"> </w:t>
+      </w:r>
+      <w:r>
+        <w:rPr>
+          <w:sz w:val="21"/>
         </w:rPr>
         <w:t>what</w:t>
       </w:r>
@@ -5814,29 +5542,27 @@
         <w:rPr>
           <w:spacing w:val="24"/>
           <w:sz w:val="21"/>
-          <w:szCs w:val="21"/>
-        </w:rPr>
-        <w:t xml:space="preserve"> </w:t>
-      </w:r>
-      <w:r>
-        <w:rPr>
-          <w:sz w:val="21"/>
-          <w:szCs w:val="21"/>
+        </w:rPr>
+        <w:t xml:space="preserve"> </w:t>
+      </w:r>
+      <w:proofErr w:type="gramStart"/>
+      <w:r>
+        <w:rPr>
+          <w:sz w:val="21"/>
         </w:rPr>
         <w:t>visual</w:t>
       </w:r>
+      <w:proofErr w:type="gramEnd"/>
       <w:r>
         <w:rPr>
           <w:spacing w:val="12"/>
           <w:sz w:val="21"/>
-          <w:szCs w:val="21"/>
-        </w:rPr>
-        <w:t xml:space="preserve"> </w:t>
-      </w:r>
-      <w:r>
-        <w:rPr>
-          <w:sz w:val="21"/>
-          <w:szCs w:val="21"/>
+        </w:rPr>
+        <w:t xml:space="preserve"> </w:t>
+      </w:r>
+      <w:r>
+        <w:rPr>
+          <w:sz w:val="21"/>
         </w:rPr>
         <w:t>confirmed</w:t>
       </w:r>
@@ -5844,14 +5570,12 @@
         <w:rPr>
           <w:spacing w:val="26"/>
           <w:sz w:val="21"/>
-          <w:szCs w:val="21"/>
-        </w:rPr>
-        <w:t xml:space="preserve"> </w:t>
-      </w:r>
-      <w:r>
-        <w:rPr>
-          <w:sz w:val="21"/>
-          <w:szCs w:val="21"/>
+        </w:rPr>
+        <w:t xml:space="preserve"> </w:t>
+      </w:r>
+      <w:r>
+        <w:rPr>
+          <w:sz w:val="21"/>
         </w:rPr>
         <w:t>their</w:t>
       </w:r>
@@ -5859,7 +5583,6 @@
         <w:rPr>
           <w:spacing w:val="19"/>
           <w:sz w:val="21"/>
-          <w:szCs w:val="21"/>
         </w:rPr>
         <w:t xml:space="preserve"> </w:t>
       </w:r>
@@ -5867,7 +5590,6 @@
         <w:rPr>
           <w:spacing w:val="-2"/>
           <w:sz w:val="21"/>
-          <w:szCs w:val="21"/>
         </w:rPr>
         <w:t>correction?</w:t>
       </w:r>
@@ -5888,134 +5610,99 @@
       <w:r>
         <w:rPr>
           <w:sz w:val="21"/>
-          <w:szCs w:val="21"/>
-        </w:rPr>
-        <w:t xml:space="preserve">Outliers were </w:t>
-      </w:r>
-      <w:r>
-        <w:rPr>
-          <w:sz w:val="21"/>
-          <w:szCs w:val="21"/>
-        </w:rPr>
-        <w:t>identified</w:t>
-      </w:r>
-      <w:r>
-        <w:rPr>
-          <w:sz w:val="21"/>
-          <w:szCs w:val="21"/>
-        </w:rPr>
-        <w:t xml:space="preserve"> using a </w:t>
-      </w:r>
-      <w:r>
-        <w:rPr>
-          <w:b w:val="1"/>
-          <w:bCs w:val="1"/>
-          <w:sz w:val="21"/>
-          <w:szCs w:val="21"/>
+        </w:rPr>
+        <w:t xml:space="preserve">Outliers were identified using a </w:t>
+      </w:r>
+      <w:r>
+        <w:rPr>
+          <w:b/>
+          <w:bCs/>
+          <w:sz w:val="21"/>
         </w:rPr>
         <w:t>Scatter Plot</w:t>
       </w:r>
       <w:r>
         <w:rPr>
           <w:sz w:val="21"/>
-          <w:szCs w:val="21"/>
         </w:rPr>
         <w:t xml:space="preserve"> and a </w:t>
       </w:r>
       <w:r>
         <w:rPr>
-          <w:b w:val="1"/>
-          <w:bCs w:val="1"/>
-          <w:sz w:val="21"/>
-          <w:szCs w:val="21"/>
+          <w:b/>
+          <w:bCs/>
+          <w:sz w:val="21"/>
         </w:rPr>
         <w:t>Box Plot</w:t>
       </w:r>
       <w:r>
         <w:rPr>
           <w:sz w:val="21"/>
-          <w:szCs w:val="21"/>
         </w:rPr>
         <w:t xml:space="preserve"> (Tableau). In Power BI, a calculated column (</w:t>
       </w:r>
       <w:r>
         <w:rPr>
-          <w:b w:val="1"/>
-          <w:bCs w:val="1"/>
-          <w:sz w:val="21"/>
-          <w:szCs w:val="21"/>
+          <w:b/>
+          <w:bCs/>
+          <w:sz w:val="21"/>
         </w:rPr>
         <w:t>Outlier</w:t>
       </w:r>
       <w:r>
         <w:rPr>
           <w:sz w:val="21"/>
-          <w:szCs w:val="21"/>
         </w:rPr>
         <w:t xml:space="preserve">) was created to classify records as </w:t>
       </w:r>
       <w:r>
         <w:rPr>
-          <w:b w:val="1"/>
-          <w:bCs w:val="1"/>
-          <w:sz w:val="21"/>
-          <w:szCs w:val="21"/>
+          <w:b/>
+          <w:bCs/>
+          <w:sz w:val="21"/>
         </w:rPr>
         <w:t>High Profit</w:t>
       </w:r>
       <w:r>
         <w:rPr>
           <w:sz w:val="21"/>
-          <w:szCs w:val="21"/>
         </w:rPr>
         <w:t xml:space="preserve">, </w:t>
       </w:r>
       <w:r>
         <w:rPr>
-          <w:b w:val="1"/>
-          <w:bCs w:val="1"/>
-          <w:sz w:val="21"/>
-          <w:szCs w:val="21"/>
+          <w:b/>
+          <w:bCs/>
+          <w:sz w:val="21"/>
         </w:rPr>
         <w:t>Loss</w:t>
       </w:r>
       <w:r>
         <w:rPr>
           <w:sz w:val="21"/>
-          <w:szCs w:val="21"/>
         </w:rPr>
         <w:t xml:space="preserve">, or </w:t>
       </w:r>
       <w:r>
         <w:rPr>
-          <w:b w:val="1"/>
-          <w:bCs w:val="1"/>
-          <w:sz w:val="21"/>
-          <w:szCs w:val="21"/>
+          <w:b/>
+          <w:bCs/>
+          <w:sz w:val="21"/>
         </w:rPr>
         <w:t>Normal</w:t>
       </w:r>
       <w:r>
         <w:rPr>
           <w:sz w:val="21"/>
-          <w:szCs w:val="21"/>
-        </w:rPr>
-        <w:t xml:space="preserve">. Outliers were highlighted using </w:t>
-      </w:r>
-      <w:r>
-        <w:rPr>
-          <w:sz w:val="21"/>
-          <w:szCs w:val="21"/>
-        </w:rPr>
-        <w:t>different colors</w:t>
-      </w:r>
-      <w:r>
-        <w:rPr>
-          <w:sz w:val="21"/>
-          <w:szCs w:val="21"/>
-        </w:rPr>
-        <w:t xml:space="preserve"> in the scatter plot, and the visualization confirmed their identification and analysis</w:t>
-      </w:r>
+        </w:rPr>
+        <w:t>. Outliers were highlighted using different colors in the scatter plot, and the visualization confirmed their identification and analysis.</w:t>
+      </w:r>
+    </w:p>
+    <w:p>
+      <w:pPr>
+        <w:pStyle w:val="BodyText"/>
+        <w:spacing w:before="108"/>
+      </w:pPr>
     </w:p>
     <w:p>
       <w:pPr>
@@ -6213,7 +5900,7 @@
         <w:spacing w:before="79"/>
       </w:pPr>
     </w:p>
-    <w:p w14:noSpellErr="1">
+    <w:p>
       <w:pPr>
         <w:pStyle w:val="ListParagraph"/>
         <w:numPr>
@@ -6227,13 +5914,11 @@
         <w:ind w:left="588" w:hanging="564"/>
         <w:rPr>
           <w:sz w:val="21"/>
-          <w:szCs w:val="21"/>
-        </w:rPr>
-      </w:pPr>
-      <w:r>
-        <w:rPr>
-          <w:sz w:val="21"/>
-          <w:szCs w:val="21"/>
+        </w:rPr>
+      </w:pPr>
+      <w:r>
+        <w:rPr>
+          <w:sz w:val="21"/>
         </w:rPr>
         <w:t>Describe</w:t>
       </w:r>
@@ -6241,14 +5926,12 @@
         <w:rPr>
           <w:spacing w:val="30"/>
           <w:sz w:val="21"/>
-          <w:szCs w:val="21"/>
-        </w:rPr>
-        <w:t xml:space="preserve"> </w:t>
-      </w:r>
-      <w:r>
-        <w:rPr>
-          <w:sz w:val="21"/>
-          <w:szCs w:val="21"/>
+        </w:rPr>
+        <w:t xml:space="preserve"> </w:t>
+      </w:r>
+      <w:r>
+        <w:rPr>
+          <w:sz w:val="21"/>
         </w:rPr>
         <w:t>how</w:t>
       </w:r>
@@ -6256,14 +5939,12 @@
         <w:rPr>
           <w:spacing w:val="13"/>
           <w:sz w:val="21"/>
-          <w:szCs w:val="21"/>
-        </w:rPr>
-        <w:t xml:space="preserve"> </w:t>
-      </w:r>
-      <w:r>
-        <w:rPr>
-          <w:sz w:val="21"/>
-          <w:szCs w:val="21"/>
+        </w:rPr>
+        <w:t xml:space="preserve"> </w:t>
+      </w:r>
+      <w:r>
+        <w:rPr>
+          <w:sz w:val="21"/>
         </w:rPr>
         <w:t>calculated</w:t>
       </w:r>
@@ -6271,14 +5952,12 @@
         <w:rPr>
           <w:spacing w:val="12"/>
           <w:sz w:val="21"/>
-          <w:szCs w:val="21"/>
-        </w:rPr>
-        <w:t xml:space="preserve"> </w:t>
-      </w:r>
-      <w:r>
-        <w:rPr>
-          <w:sz w:val="21"/>
-          <w:szCs w:val="21"/>
+        </w:rPr>
+        <w:t xml:space="preserve"> </w:t>
+      </w:r>
+      <w:r>
+        <w:rPr>
+          <w:sz w:val="21"/>
         </w:rPr>
         <w:t>fields</w:t>
       </w:r>
@@ -6286,14 +5965,12 @@
         <w:rPr>
           <w:spacing w:val="31"/>
           <w:sz w:val="21"/>
-          <w:szCs w:val="21"/>
-        </w:rPr>
-        <w:t xml:space="preserve"> </w:t>
-      </w:r>
-      <w:r>
-        <w:rPr>
-          <w:sz w:val="21"/>
-          <w:szCs w:val="21"/>
+        </w:rPr>
+        <w:t xml:space="preserve"> </w:t>
+      </w:r>
+      <w:r>
+        <w:rPr>
+          <w:sz w:val="21"/>
         </w:rPr>
         <w:t>helped</w:t>
       </w:r>
@@ -6301,14 +5978,12 @@
         <w:rPr>
           <w:spacing w:val="12"/>
           <w:sz w:val="21"/>
-          <w:szCs w:val="21"/>
-        </w:rPr>
-        <w:t xml:space="preserve"> </w:t>
-      </w:r>
-      <w:r>
-        <w:rPr>
-          <w:sz w:val="21"/>
-          <w:szCs w:val="21"/>
+        </w:rPr>
+        <w:t xml:space="preserve"> </w:t>
+      </w:r>
+      <w:r>
+        <w:rPr>
+          <w:sz w:val="21"/>
         </w:rPr>
         <w:t>in</w:t>
       </w:r>
@@ -6316,14 +5991,12 @@
         <w:rPr>
           <w:spacing w:val="27"/>
           <w:sz w:val="21"/>
-          <w:szCs w:val="21"/>
-        </w:rPr>
-        <w:t xml:space="preserve"> </w:t>
-      </w:r>
-      <w:r>
-        <w:rPr>
-          <w:sz w:val="21"/>
-          <w:szCs w:val="21"/>
+        </w:rPr>
+        <w:t xml:space="preserve"> </w:t>
+      </w:r>
+      <w:r>
+        <w:rPr>
+          <w:sz w:val="21"/>
         </w:rPr>
         <w:t>resolving</w:t>
       </w:r>
@@ -6331,14 +6004,12 @@
         <w:rPr>
           <w:spacing w:val="13"/>
           <w:sz w:val="21"/>
-          <w:szCs w:val="21"/>
-        </w:rPr>
-        <w:t xml:space="preserve"> </w:t>
-      </w:r>
-      <w:r>
-        <w:rPr>
-          <w:sz w:val="21"/>
-          <w:szCs w:val="21"/>
+        </w:rPr>
+        <w:t xml:space="preserve"> </w:t>
+      </w:r>
+      <w:r>
+        <w:rPr>
+          <w:sz w:val="21"/>
         </w:rPr>
         <w:t>data</w:t>
       </w:r>
@@ -6346,7 +6017,6 @@
         <w:rPr>
           <w:spacing w:val="29"/>
           <w:sz w:val="21"/>
-          <w:szCs w:val="21"/>
         </w:rPr>
         <w:t xml:space="preserve"> </w:t>
       </w:r>
@@ -6354,7 +6024,6 @@
         <w:rPr>
           <w:spacing w:val="-2"/>
           <w:sz w:val="21"/>
-          <w:szCs w:val="21"/>
         </w:rPr>
         <w:t>issues.</w:t>
       </w:r>
@@ -6375,7 +6044,6 @@
       <w:r>
         <w:rPr>
           <w:sz w:val="21"/>
-          <w:szCs w:val="21"/>
         </w:rPr>
         <w:t xml:space="preserve">Calculated fields were used to create cleaned values and classify records. For example, </w:t>
       </w:r>
@@ -6383,7 +6051,6 @@
       <w:r>
         <w:rPr>
           <w:sz w:val="21"/>
-          <w:szCs w:val="21"/>
         </w:rPr>
         <w:t>IFNULL(</w:t>
       </w:r>
@@ -6391,55 +6058,48 @@
       <w:r>
         <w:rPr>
           <w:sz w:val="21"/>
-          <w:szCs w:val="21"/>
         </w:rPr>
         <w:t xml:space="preserve">) in Tableau can replace null values with default values, and a DAX calculated column in Power BI was used to classify records into </w:t>
       </w:r>
       <w:r>
         <w:rPr>
-          <w:b w:val="1"/>
-          <w:bCs w:val="1"/>
-          <w:sz w:val="21"/>
-          <w:szCs w:val="21"/>
+          <w:b/>
+          <w:bCs/>
+          <w:sz w:val="21"/>
         </w:rPr>
         <w:t>High Profit</w:t>
       </w:r>
       <w:r>
         <w:rPr>
           <w:sz w:val="21"/>
-          <w:szCs w:val="21"/>
         </w:rPr>
         <w:t xml:space="preserve">, </w:t>
       </w:r>
       <w:r>
         <w:rPr>
-          <w:b w:val="1"/>
-          <w:bCs w:val="1"/>
-          <w:sz w:val="21"/>
-          <w:szCs w:val="21"/>
+          <w:b/>
+          <w:bCs/>
+          <w:sz w:val="21"/>
         </w:rPr>
         <w:t>Loss</w:t>
       </w:r>
       <w:r>
         <w:rPr>
           <w:sz w:val="21"/>
-          <w:szCs w:val="21"/>
         </w:rPr>
         <w:t xml:space="preserve">, and </w:t>
       </w:r>
       <w:r>
         <w:rPr>
-          <w:b w:val="1"/>
-          <w:bCs w:val="1"/>
-          <w:sz w:val="21"/>
-          <w:szCs w:val="21"/>
+          <w:b/>
+          <w:bCs/>
+          <w:sz w:val="21"/>
         </w:rPr>
         <w:t>Normal</w:t>
       </w:r>
       <w:r>
         <w:rPr>
           <w:sz w:val="21"/>
-          <w:szCs w:val="21"/>
         </w:rPr>
         <w:t xml:space="preserve"> categories. This made it easier to identify and analyze data quality issues.</w:t>
       </w:r>
@@ -6766,12 +6426,12 @@
         <w:tblW w:w="0" w:type="auto"/>
         <w:tblInd w:w="1351" w:type="dxa"/>
         <w:tblBorders>
-          <w:top w:val="single" w:color="000000" w:sz="12" w:space="0"/>
-          <w:left w:val="single" w:color="000000" w:sz="12" w:space="0"/>
-          <w:bottom w:val="single" w:color="000000" w:sz="12" w:space="0"/>
-          <w:right w:val="single" w:color="000000" w:sz="12" w:space="0"/>
-          <w:insideH w:val="single" w:color="000000" w:sz="12" w:space="0"/>
-          <w:insideV w:val="single" w:color="000000" w:sz="12" w:space="0"/>
+          <w:top w:val="single" w:sz="12" w:space="0" w:color="000000"/>
+          <w:left w:val="single" w:sz="12" w:space="0" w:color="000000"/>
+          <w:bottom w:val="single" w:sz="12" w:space="0" w:color="000000"/>
+          <w:right w:val="single" w:sz="12" w:space="0" w:color="000000"/>
+          <w:insideH w:val="single" w:sz="12" w:space="0" w:color="000000"/>
+          <w:insideV w:val="single" w:sz="12" w:space="0" w:color="000000"/>
         </w:tblBorders>
         <w:tblLayout w:type="fixed"/>
         <w:tblCellMar>
@@ -7360,13 +7020,13 @@
     <w:p/>
     <w:sectPr>
       <w:headerReference w:type="default" r:id="rId9"/>
-      <w:pgSz w:w="11910" w:h="16840" w:orient="portrait"/>
+      <w:pgSz w:w="11910" w:h="16840"/>
       <w:pgMar w:top="1920" w:right="1417" w:bottom="280" w:left="1417" w:header="720" w:footer="720" w:gutter="0"/>
       <w:pgBorders w:offsetFrom="page">
-        <w:top w:val="double" w:color="000000" w:sz="4" w:space="25"/>
-        <w:left w:val="double" w:color="000000" w:sz="4" w:space="25"/>
-        <w:bottom w:val="double" w:color="000000" w:sz="4" w:space="24"/>
-        <w:right w:val="double" w:color="000000" w:sz="4" w:space="24"/>
+        <w:top w:val="double" w:sz="4" w:space="25" w:color="000000"/>
+        <w:left w:val="double" w:sz="4" w:space="25" w:color="000000"/>
+        <w:bottom w:val="double" w:sz="4" w:space="24" w:color="000000"/>
+        <w:right w:val="double" w:sz="4" w:space="24" w:color="000000"/>
       </w:pgBorders>
       <w:cols w:space="720"/>
     </w:sectPr>
@@ -7445,7 +7105,7 @@
         <w:ind w:left="745" w:hanging="360"/>
       </w:pPr>
       <w:rPr>
-        <w:rFonts w:hint="default" w:ascii="Cambria" w:hAnsi="Cambria" w:eastAsia="Cambria" w:cs="Cambria"/>
+        <w:rFonts w:ascii="Cambria" w:eastAsia="Cambria" w:hAnsi="Cambria" w:cs="Cambria" w:hint="default"/>
         <w:b w:val="0"/>
         <w:bCs w:val="0"/>
         <w:i w:val="0"/>
@@ -7465,7 +7125,7 @@
         <w:ind w:left="745" w:hanging="360"/>
       </w:pPr>
       <w:rPr>
-        <w:rFonts w:hint="default" w:ascii="Symbol" w:hAnsi="Symbol" w:eastAsia="Symbol" w:cs="Symbol"/>
+        <w:rFonts w:ascii="Symbol" w:eastAsia="Symbol" w:hAnsi="Symbol" w:cs="Symbol" w:hint="default"/>
         <w:b w:val="0"/>
         <w:bCs w:val="0"/>
         <w:i w:val="0"/>
@@ -7575,7 +7235,7 @@
         <w:ind w:left="589" w:hanging="565"/>
       </w:pPr>
       <w:rPr>
-        <w:rFonts w:hint="default" w:ascii="Cambria" w:hAnsi="Cambria" w:eastAsia="Cambria" w:cs="Cambria"/>
+        <w:rFonts w:ascii="Cambria" w:eastAsia="Cambria" w:hAnsi="Cambria" w:cs="Cambria" w:hint="default"/>
         <w:b w:val="0"/>
         <w:bCs w:val="0"/>
         <w:i w:val="0"/>
@@ -7697,7 +7357,7 @@
         <w:ind w:left="589" w:hanging="565"/>
       </w:pPr>
       <w:rPr>
-        <w:rFonts w:hint="default" w:ascii="Cambria" w:hAnsi="Cambria" w:eastAsia="Cambria" w:cs="Cambria"/>
+        <w:rFonts w:ascii="Cambria" w:eastAsia="Cambria" w:hAnsi="Cambria" w:cs="Cambria" w:hint="default"/>
         <w:b w:val="0"/>
         <w:bCs w:val="0"/>
         <w:i w:val="0"/>
@@ -7718,7 +7378,7 @@
         <w:ind w:left="745" w:hanging="360"/>
       </w:pPr>
       <w:rPr>
-        <w:rFonts w:hint="default" w:ascii="Cambria" w:hAnsi="Cambria" w:eastAsia="Cambria" w:cs="Cambria"/>
+        <w:rFonts w:ascii="Cambria" w:eastAsia="Cambria" w:hAnsi="Cambria" w:cs="Cambria" w:hint="default"/>
         <w:b w:val="0"/>
         <w:bCs w:val="0"/>
         <w:i w:val="0"/>
@@ -7738,7 +7398,7 @@
         <w:ind w:left="1466" w:hanging="361"/>
       </w:pPr>
       <w:rPr>
-        <w:rFonts w:hint="default" w:ascii="Courier New" w:hAnsi="Courier New" w:eastAsia="Courier New" w:cs="Courier New"/>
+        <w:rFonts w:ascii="Courier New" w:eastAsia="Courier New" w:hAnsi="Courier New" w:cs="Courier New" w:hint="default"/>
         <w:b w:val="0"/>
         <w:bCs w:val="0"/>
         <w:i w:val="0"/>
@@ -7758,7 +7418,7 @@
         <w:ind w:left="2186" w:hanging="360"/>
       </w:pPr>
       <w:rPr>
-        <w:rFonts w:hint="default" w:ascii="Wingdings" w:hAnsi="Wingdings" w:eastAsia="Wingdings" w:cs="Wingdings"/>
+        <w:rFonts w:ascii="Wingdings" w:eastAsia="Wingdings" w:hAnsi="Wingdings" w:cs="Wingdings" w:hint="default"/>
         <w:b w:val="0"/>
         <w:bCs w:val="0"/>
         <w:i w:val="0"/>
@@ -7844,7 +7504,7 @@
         <w:ind w:left="745" w:hanging="360"/>
       </w:pPr>
       <w:rPr>
-        <w:rFonts w:hint="default" w:ascii="Cambria" w:hAnsi="Cambria" w:eastAsia="Cambria" w:cs="Cambria"/>
+        <w:rFonts w:ascii="Cambria" w:eastAsia="Cambria" w:hAnsi="Cambria" w:cs="Cambria" w:hint="default"/>
         <w:b w:val="0"/>
         <w:bCs w:val="0"/>
         <w:i w:val="0"/>
@@ -7969,11 +7629,11 @@
 </file>
 
 <file path=word/styles.xml><?xml version="1.0" encoding="utf-8"?>
-<w:styles xmlns:wp14="http://schemas.microsoft.com/office/word/2010/wordprocessingDrawing" xmlns:mc="http://schemas.openxmlformats.org/markup-compatibility/2006" xmlns:r="http://schemas.openxmlformats.org/officeDocument/2006/relationships" xmlns:w="http://schemas.openxmlformats.org/wordprocessingml/2006/main" xmlns:w14="http://schemas.microsoft.com/office/word/2010/wordml" xmlns:w15="http://schemas.microsoft.com/office/word/2012/wordml" xmlns:w16cex="http://schemas.microsoft.com/office/word/2018/wordml/cex" xmlns:w16cid="http://schemas.microsoft.com/office/word/2016/wordml/cid" xmlns:w16="http://schemas.microsoft.com/office/word/2018/wordml" xmlns:w16du="http://schemas.microsoft.com/office/word/2023/wordml/word16du" xmlns:w16sdtdh="http://schemas.microsoft.com/office/word/2020/wordml/sdtdatahash" xmlns:w16sdtfl="http://schemas.microsoft.com/office/word/2024/wordml/sdtformatlock" xmlns:w16se="http://schemas.microsoft.com/office/word/2015/wordml/symex" mc:Ignorable="w14 w15 w16se w16cid w16 w16cex w16sdtdh w16sdtfl w16du wp14">
+<w:styles xmlns:mc="http://schemas.openxmlformats.org/markup-compatibility/2006" xmlns:r="http://schemas.openxmlformats.org/officeDocument/2006/relationships" xmlns:w="http://schemas.openxmlformats.org/wordprocessingml/2006/main" xmlns:w14="http://schemas.microsoft.com/office/word/2010/wordml" xmlns:w15="http://schemas.microsoft.com/office/word/2012/wordml" xmlns:w16cex="http://schemas.microsoft.com/office/word/2018/wordml/cex" xmlns:w16cid="http://schemas.microsoft.com/office/word/2016/wordml/cid" xmlns:w16="http://schemas.microsoft.com/office/word/2018/wordml" xmlns:w16du="http://schemas.microsoft.com/office/word/2023/wordml/word16du" xmlns:w16sdtdh="http://schemas.microsoft.com/office/word/2020/wordml/sdtdatahash" xmlns:w16sdtfl="http://schemas.microsoft.com/office/word/2024/wordml/sdtformatlock" xmlns:w16se="http://schemas.microsoft.com/office/word/2015/wordml/symex" mc:Ignorable="w14 w15 w16se w16cid w16 w16cex w16sdtdh w16sdtfl w16du">
   <w:docDefaults>
     <w:rPrDefault>
       <w:rPr>
-        <w:rFonts w:asciiTheme="minorHAnsi" w:hAnsiTheme="minorHAnsi" w:eastAsiaTheme="minorHAnsi" w:cstheme="minorBidi"/>
+        <w:rFonts w:asciiTheme="minorHAnsi" w:eastAsiaTheme="minorHAnsi" w:hAnsiTheme="minorHAnsi" w:cstheme="minorBidi"/>
         <w:sz w:val="22"/>
         <w:szCs w:val="22"/>
         <w:lang w:val="en-US" w:eastAsia="en-US" w:bidi="ar-SA"/>
@@ -7990,14 +7650,14 @@
   <w:latentStyles w:defLockedState="0" w:defUIPriority="99" w:defSemiHidden="0" w:defUnhideWhenUsed="0" w:defQFormat="0" w:count="376">
     <w:lsdException w:name="Normal" w:uiPriority="0" w:qFormat="1"/>
     <w:lsdException w:name="heading 1" w:uiPriority="9" w:qFormat="1"/>
-    <w:lsdException w:name="heading 2" w:uiPriority="9" w:semiHidden="1" w:unhideWhenUsed="1" w:qFormat="1"/>
-    <w:lsdException w:name="heading 3" w:uiPriority="9" w:semiHidden="1" w:unhideWhenUsed="1" w:qFormat="1"/>
-    <w:lsdException w:name="heading 4" w:uiPriority="9" w:semiHidden="1" w:unhideWhenUsed="1" w:qFormat="1"/>
-    <w:lsdException w:name="heading 5" w:uiPriority="9" w:semiHidden="1" w:unhideWhenUsed="1" w:qFormat="1"/>
-    <w:lsdException w:name="heading 6" w:uiPriority="9" w:semiHidden="1" w:unhideWhenUsed="1" w:qFormat="1"/>
-    <w:lsdException w:name="heading 7" w:uiPriority="9" w:semiHidden="1" w:unhideWhenUsed="1" w:qFormat="1"/>
-    <w:lsdException w:name="heading 8" w:uiPriority="9" w:semiHidden="1" w:unhideWhenUsed="1" w:qFormat="1"/>
-    <w:lsdException w:name="heading 9" w:uiPriority="9" w:semiHidden="1" w:unhideWhenUsed="1" w:qFormat="1"/>
+    <w:lsdException w:name="heading 2" w:semiHidden="1" w:uiPriority="9" w:unhideWhenUsed="1" w:qFormat="1"/>
+    <w:lsdException w:name="heading 3" w:semiHidden="1" w:uiPriority="9" w:unhideWhenUsed="1" w:qFormat="1"/>
+    <w:lsdException w:name="heading 4" w:semiHidden="1" w:uiPriority="9" w:unhideWhenUsed="1" w:qFormat="1"/>
+    <w:lsdException w:name="heading 5" w:semiHidden="1" w:uiPriority="9" w:unhideWhenUsed="1" w:qFormat="1"/>
+    <w:lsdException w:name="heading 6" w:semiHidden="1" w:uiPriority="9" w:unhideWhenUsed="1" w:qFormat="1"/>
+    <w:lsdException w:name="heading 7" w:semiHidden="1" w:uiPriority="9" w:unhideWhenUsed="1" w:qFormat="1"/>
+    <w:lsdException w:name="heading 8" w:semiHidden="1" w:uiPriority="9" w:unhideWhenUsed="1" w:qFormat="1"/>
+    <w:lsdException w:name="heading 9" w:semiHidden="1" w:uiPriority="9" w:unhideWhenUsed="1" w:qFormat="1"/>
     <w:lsdException w:name="index 1" w:semiHidden="1" w:unhideWhenUsed="1"/>
     <w:lsdException w:name="index 2" w:semiHidden="1" w:unhideWhenUsed="1"/>
     <w:lsdException w:name="index 3" w:semiHidden="1" w:unhideWhenUsed="1"/>
@@ -8007,22 +7667,22 @@
     <w:lsdException w:name="index 7" w:semiHidden="1" w:unhideWhenUsed="1"/>
     <w:lsdException w:name="index 8" w:semiHidden="1" w:unhideWhenUsed="1"/>
     <w:lsdException w:name="index 9" w:semiHidden="1" w:unhideWhenUsed="1"/>
-    <w:lsdException w:name="toc 1" w:uiPriority="39" w:semiHidden="1" w:unhideWhenUsed="1"/>
-    <w:lsdException w:name="toc 2" w:uiPriority="39" w:semiHidden="1" w:unhideWhenUsed="1"/>
-    <w:lsdException w:name="toc 3" w:uiPriority="39" w:semiHidden="1" w:unhideWhenUsed="1"/>
-    <w:lsdException w:name="toc 4" w:uiPriority="39" w:semiHidden="1" w:unhideWhenUsed="1"/>
-    <w:lsdException w:name="toc 5" w:uiPriority="39" w:semiHidden="1" w:unhideWhenUsed="1"/>
-    <w:lsdException w:name="toc 6" w:uiPriority="39" w:semiHidden="1" w:unhideWhenUsed="1"/>
-    <w:lsdException w:name="toc 7" w:uiPriority="39" w:semiHidden="1" w:unhideWhenUsed="1"/>
-    <w:lsdException w:name="toc 8" w:uiPriority="39" w:semiHidden="1" w:unhideWhenUsed="1"/>
-    <w:lsdException w:name="toc 9" w:uiPriority="39" w:semiHidden="1" w:unhideWhenUsed="1"/>
+    <w:lsdException w:name="toc 1" w:semiHidden="1" w:uiPriority="39" w:unhideWhenUsed="1"/>
+    <w:lsdException w:name="toc 2" w:semiHidden="1" w:uiPriority="39" w:unhideWhenUsed="1"/>
+    <w:lsdException w:name="toc 3" w:semiHidden="1" w:uiPriority="39" w:unhideWhenUsed="1"/>
+    <w:lsdException w:name="toc 4" w:semiHidden="1" w:uiPriority="39" w:unhideWhenUsed="1"/>
+    <w:lsdException w:name="toc 5" w:semiHidden="1" w:uiPriority="39" w:unhideWhenUsed="1"/>
+    <w:lsdException w:name="toc 6" w:semiHidden="1" w:uiPriority="39" w:unhideWhenUsed="1"/>
+    <w:lsdException w:name="toc 7" w:semiHidden="1" w:uiPriority="39" w:unhideWhenUsed="1"/>
+    <w:lsdException w:name="toc 8" w:semiHidden="1" w:uiPriority="39" w:unhideWhenUsed="1"/>
+    <w:lsdException w:name="toc 9" w:semiHidden="1" w:uiPriority="39" w:unhideWhenUsed="1"/>
     <w:lsdException w:name="Normal Indent" w:semiHidden="1" w:unhideWhenUsed="1"/>
     <w:lsdException w:name="footnote text" w:semiHidden="1" w:unhideWhenUsed="1"/>
     <w:lsdException w:name="annotation text" w:semiHidden="1" w:unhideWhenUsed="1"/>
     <w:lsdException w:name="header" w:semiHidden="1" w:unhideWhenUsed="1"/>
     <w:lsdException w:name="footer" w:semiHidden="1" w:unhideWhenUsed="1"/>
     <w:lsdException w:name="index heading" w:semiHidden="1" w:unhideWhenUsed="1"/>
-    <w:lsdException w:name="caption" w:uiPriority="35" w:semiHidden="1" w:unhideWhenUsed="1" w:qFormat="1"/>
+    <w:lsdException w:name="caption" w:semiHidden="1" w:uiPriority="35" w:unhideWhenUsed="1" w:qFormat="1"/>
     <w:lsdException w:name="table of figures" w:semiHidden="1" w:unhideWhenUsed="1"/>
     <w:lsdException w:name="envelope address" w:semiHidden="1" w:unhideWhenUsed="1"/>
     <w:lsdException w:name="envelope return" w:semiHidden="1" w:unhideWhenUsed="1"/>
@@ -8053,7 +7713,7 @@
     <w:lsdException w:name="Title" w:uiPriority="10" w:qFormat="1"/>
     <w:lsdException w:name="Closing" w:semiHidden="1" w:unhideWhenUsed="1"/>
     <w:lsdException w:name="Signature" w:semiHidden="1" w:unhideWhenUsed="1"/>
-    <w:lsdException w:name="Default Paragraph Font" w:uiPriority="1" w:semiHidden="1" w:unhideWhenUsed="1"/>
+    <w:lsdException w:name="Default Paragraph Font" w:semiHidden="1" w:uiPriority="1" w:unhideWhenUsed="1"/>
     <w:lsdException w:name="Body Text" w:semiHidden="1" w:unhideWhenUsed="1"/>
     <w:lsdException w:name="Body Text Indent" w:semiHidden="1" w:unhideWhenUsed="1"/>
     <w:lsdException w:name="List Continue" w:semiHidden="1" w:unhideWhenUsed="1"/>
@@ -8253,8 +7913,8 @@
     <w:lsdException w:name="Subtle Reference" w:uiPriority="31" w:qFormat="1"/>
     <w:lsdException w:name="Intense Reference" w:uiPriority="32" w:qFormat="1"/>
     <w:lsdException w:name="Book Title" w:uiPriority="33" w:qFormat="1"/>
-    <w:lsdException w:name="Bibliography" w:uiPriority="37" w:semiHidden="1" w:unhideWhenUsed="1"/>
-    <w:lsdException w:name="TOC Heading" w:uiPriority="39" w:semiHidden="1" w:unhideWhenUsed="1" w:qFormat="1"/>
+    <w:lsdException w:name="Bibliography" w:semiHidden="1" w:uiPriority="37" w:unhideWhenUsed="1"/>
+    <w:lsdException w:name="TOC Heading" w:semiHidden="1" w:uiPriority="39" w:unhideWhenUsed="1" w:qFormat="1"/>
     <w:lsdException w:name="Plain Table 1" w:uiPriority="41"/>
     <w:lsdException w:name="Plain Table 2" w:uiPriority="42"/>
     <w:lsdException w:name="Plain Table 3" w:uiPriority="43"/>
@@ -8365,11 +8025,11 @@
     <w:lsdException w:name="Unresolved Mention" w:semiHidden="1" w:unhideWhenUsed="1"/>
     <w:lsdException w:name="Smart Link" w:semiHidden="1" w:unhideWhenUsed="1"/>
   </w:latentStyles>
-  <w:style w:type="paragraph" w:styleId="Normal" w:default="1">
+  <w:style w:type="paragraph" w:default="1" w:styleId="Normal">
     <w:name w:val="Normal"/>
     <w:qFormat/>
     <w:rPr>
-      <w:rFonts w:ascii="Cambria" w:hAnsi="Cambria" w:eastAsia="Cambria" w:cs="Cambria"/>
+      <w:rFonts w:ascii="Cambria" w:eastAsia="Cambria" w:hAnsi="Cambria" w:cs="Cambria"/>
     </w:rPr>
   </w:style>
   <w:style w:type="paragraph" w:styleId="Heading1">
@@ -8406,13 +8066,13 @@
       <w:szCs w:val="21"/>
     </w:rPr>
   </w:style>
-  <w:style w:type="character" w:styleId="DefaultParagraphFont" w:default="1">
+  <w:style w:type="character" w:default="1" w:styleId="DefaultParagraphFont">
     <w:name w:val="Default Paragraph Font"/>
     <w:uiPriority w:val="1"/>
     <w:semiHidden/>
     <w:unhideWhenUsed/>
   </w:style>
-  <w:style w:type="table" w:styleId="TableNormal" w:default="1">
+  <w:style w:type="table" w:default="1" w:styleId="TableNormal">
     <w:name w:val="Normal Table"/>
     <w:uiPriority w:val="99"/>
     <w:semiHidden/>
@@ -8427,7 +8087,7 @@
       </w:tblCellMar>
     </w:tblPr>
   </w:style>
-  <w:style w:type="numbering" w:styleId="NoList" w:default="1">
+  <w:style w:type="numbering" w:default="1" w:styleId="NoList">
     <w:name w:val="No List"/>
     <w:uiPriority w:val="99"/>
     <w:semiHidden/>
@@ -8453,7 +8113,7 @@
       <w:ind w:left="743" w:hanging="360"/>
     </w:pPr>
   </w:style>
-  <w:style w:type="paragraph" w:styleId="TableParagraph" w:customStyle="1">
+  <w:style w:type="paragraph" w:customStyle="1" w:styleId="TableParagraph">
     <w:name w:val="Table Paragraph"/>
     <w:basedOn w:val="Normal"/>
     <w:uiPriority w:val="1"/>
@@ -8473,14 +8133,14 @@
       </w:tabs>
     </w:pPr>
   </w:style>
-  <w:style w:type="character" w:styleId="HeaderChar" w:customStyle="1">
+  <w:style w:type="character" w:customStyle="1" w:styleId="HeaderChar">
     <w:name w:val="Header Char"/>
     <w:basedOn w:val="DefaultParagraphFont"/>
     <w:link w:val="Header"/>
     <w:uiPriority w:val="99"/>
     <w:rsid w:val="008B2E6D"/>
     <w:rPr>
-      <w:rFonts w:ascii="Cambria" w:hAnsi="Cambria" w:eastAsia="Cambria" w:cs="Cambria"/>
+      <w:rFonts w:ascii="Cambria" w:eastAsia="Cambria" w:hAnsi="Cambria" w:cs="Cambria"/>
     </w:rPr>
   </w:style>
   <w:style w:type="paragraph" w:styleId="Footer">
@@ -8497,14 +8157,14 @@
       </w:tabs>
     </w:pPr>
   </w:style>
-  <w:style w:type="character" w:styleId="FooterChar" w:customStyle="1">
+  <w:style w:type="character" w:customStyle="1" w:styleId="FooterChar">
     <w:name w:val="Footer Char"/>
     <w:basedOn w:val="DefaultParagraphFont"/>
     <w:link w:val="Footer"/>
     <w:uiPriority w:val="99"/>
     <w:rsid w:val="008B2E6D"/>
     <w:rPr>
-      <w:rFonts w:ascii="Cambria" w:hAnsi="Cambria" w:eastAsia="Cambria" w:cs="Cambria"/>
+      <w:rFonts w:ascii="Cambria" w:eastAsia="Cambria" w:hAnsi="Cambria" w:cs="Cambria"/>
     </w:rPr>
   </w:style>
   <w:style w:type="character" w:styleId="Hyperlink">
@@ -8820,183 +8480,10 @@
 <b:Sources xmlns:b="http://schemas.openxmlformats.org/officeDocument/2006/bibliography" xmlns="http://schemas.openxmlformats.org/officeDocument/2006/bibliography" SelectedStyle="\APASixthEditionOfficeOnline.xsl" StyleName="APA" Version="6"/>
 </file>
 
-<file path=customXml/item2.xml><?xml version="1.0" encoding="utf-8"?>
-<ct:contentTypeSchema xmlns:ct="http://schemas.microsoft.com/office/2006/metadata/contentType" xmlns:ma="http://schemas.microsoft.com/office/2006/metadata/properties/metaAttributes" ct:_="" ma:_="" ma:contentTypeName="Document" ma:contentTypeID="0x010100BB4722A5B8899C46B969EB128F847344" ma:contentTypeVersion="4" ma:contentTypeDescription="Create a new document." ma:contentTypeScope="" ma:versionID="14f8138e4eb63a73dcbdf43b2540dc26">
-  <xsd:schema xmlns:xsd="http://www.w3.org/2001/XMLSchema" xmlns:xs="http://www.w3.org/2001/XMLSchema" xmlns:p="http://schemas.microsoft.com/office/2006/metadata/properties" xmlns:ns2="a55f4fe3-75c2-4eeb-8c79-11c190f07ba0" targetNamespace="http://schemas.microsoft.com/office/2006/metadata/properties" ma:root="true" ma:fieldsID="d3173b9800f40fb748dc394af63f3c02" ns2:_="">
-    <xsd:import namespace="a55f4fe3-75c2-4eeb-8c79-11c190f07ba0"/>
-    <xsd:element name="properties">
-      <xsd:complexType>
-        <xsd:sequence>
-          <xsd:element name="documentManagement">
-            <xsd:complexType>
-              <xsd:all>
-                <xsd:element ref="ns2:ReferenceId" minOccurs="0"/>
-                <xsd:element ref="ns2:MediaServiceMetadata" minOccurs="0"/>
-                <xsd:element ref="ns2:MediaServiceFastMetadata" minOccurs="0"/>
-                <xsd:element ref="ns2:MediaServiceSearchProperties" minOccurs="0"/>
-              </xsd:all>
-            </xsd:complexType>
-          </xsd:element>
-        </xsd:sequence>
-      </xsd:complexType>
-    </xsd:element>
-  </xsd:schema>
-  <xsd:schema xmlns:xsd="http://www.w3.org/2001/XMLSchema" xmlns:xs="http://www.w3.org/2001/XMLSchema" xmlns:dms="http://schemas.microsoft.com/office/2006/documentManagement/types" xmlns:pc="http://schemas.microsoft.com/office/infopath/2007/PartnerControls" targetNamespace="a55f4fe3-75c2-4eeb-8c79-11c190f07ba0" elementFormDefault="qualified">
-    <xsd:import namespace="http://schemas.microsoft.com/office/2006/documentManagement/types"/>
-    <xsd:import namespace="http://schemas.microsoft.com/office/infopath/2007/PartnerControls"/>
-    <xsd:element name="ReferenceId" ma:index="8" nillable="true" ma:displayName="ReferenceId" ma:indexed="true" ma:internalName="ReferenceId">
-      <xsd:simpleType>
-        <xsd:restriction base="dms:Text"/>
-      </xsd:simpleType>
-    </xsd:element>
-    <xsd:element name="MediaServiceMetadata" ma:index="9" nillable="true" ma:displayName="MediaServiceMetadata" ma:hidden="true" ma:internalName="MediaServiceMetadata" ma:readOnly="true">
-      <xsd:simpleType>
-        <xsd:restriction base="dms:Note"/>
-      </xsd:simpleType>
-    </xsd:element>
-    <xsd:element name="MediaServiceFastMetadata" ma:index="10" nillable="true" ma:displayName="MediaServiceFastMetadata" ma:hidden="true" ma:internalName="MediaServiceFastMetadata" ma:readOnly="true">
-      <xsd:simpleType>
-        <xsd:restriction base="dms:Note"/>
-      </xsd:simpleType>
-    </xsd:element>
-    <xsd:element name="MediaServiceSearchProperties" ma:index="11" nillable="true" ma:displayName="MediaServiceSearchProperties" ma:hidden="true" ma:internalName="MediaServiceSearchProperties" ma:readOnly="true">
-      <xsd:simpleType>
-        <xsd:restriction base="dms:Note"/>
-      </xsd:simpleType>
-    </xsd:element>
-  </xsd:schema>
-  <xsd:schema xmlns="http://schemas.openxmlformats.org/package/2006/metadata/core-properties" xmlns:xsd="http://www.w3.org/2001/XMLSchema" xmlns:xsi="http://www.w3.org/2001/XMLSchema-instance" xmlns:dc="http://purl.org/dc/elements/1.1/" xmlns:dcterms="http://purl.org/dc/terms/" xmlns:odoc="http://schemas.microsoft.com/internal/obd" targetNamespace="http://schemas.openxmlformats.org/package/2006/metadata/core-properties" elementFormDefault="qualified" attributeFormDefault="unqualified" blockDefault="#all">
-    <xsd:import namespace="http://purl.org/dc/elements/1.1/" schemaLocation="http://dublincore.org/schemas/xmls/qdc/2003/04/02/dc.xsd"/>
-    <xsd:import namespace="http://purl.org/dc/terms/" schemaLocation="http://dublincore.org/schemas/xmls/qdc/2003/04/02/dcterms.xsd"/>
-    <xsd:element name="coreProperties" type="CT_coreProperties"/>
-    <xsd:complexType name="CT_coreProperties">
-      <xsd:all>
-        <xsd:element ref="dc:creator" minOccurs="0" maxOccurs="1"/>
-        <xsd:element ref="dcterms:created" minOccurs="0" maxOccurs="1"/>
-        <xsd:element ref="dc:identifier" minOccurs="0" maxOccurs="1"/>
-        <xsd:element name="contentType" minOccurs="0" maxOccurs="1" type="xsd:string" ma:index="0" ma:displayName="Content Type"/>
-        <xsd:element ref="dc:title" minOccurs="0" maxOccurs="1" ma:index="4" ma:displayName="Title"/>
-        <xsd:element ref="dc:subject" minOccurs="0" maxOccurs="1"/>
-        <xsd:element ref="dc:description" minOccurs="0" maxOccurs="1"/>
-        <xsd:element name="keywords" minOccurs="0" maxOccurs="1" type="xsd:string"/>
-        <xsd:element ref="dc:language" minOccurs="0" maxOccurs="1"/>
-        <xsd:element name="category" minOccurs="0" maxOccurs="1" type="xsd:string"/>
-        <xsd:element name="version" minOccurs="0" maxOccurs="1" type="xsd:string"/>
-        <xsd:element name="revision" minOccurs="0" maxOccurs="1" type="xsd:string">
-          <xsd:annotation>
-            <xsd:documentation>
-                        This value indicates the number of saves or revisions. The application is responsible for updating this value after each revision.
-                    </xsd:documentation>
-          </xsd:annotation>
-        </xsd:element>
-        <xsd:element name="lastModifiedBy" minOccurs="0" maxOccurs="1" type="xsd:string"/>
-        <xsd:element ref="dcterms:modified" minOccurs="0" maxOccurs="1"/>
-        <xsd:element name="contentStatus" minOccurs="0" maxOccurs="1" type="xsd:string"/>
-      </xsd:all>
-    </xsd:complexType>
-  </xsd:schema>
-  <xs:schema xmlns:pc="http://schemas.microsoft.com/office/infopath/2007/PartnerControls" xmlns:xs="http://www.w3.org/2001/XMLSchema" targetNamespace="http://schemas.microsoft.com/office/infopath/2007/PartnerControls" elementFormDefault="qualified" attributeFormDefault="unqualified">
-    <xs:element name="Person">
-      <xs:complexType>
-        <xs:sequence>
-          <xs:element ref="pc:DisplayName" minOccurs="0"/>
-          <xs:element ref="pc:AccountId" minOccurs="0"/>
-          <xs:element ref="pc:AccountType" minOccurs="0"/>
-        </xs:sequence>
-      </xs:complexType>
-    </xs:element>
-    <xs:element name="DisplayName" type="xs:string"/>
-    <xs:element name="AccountId" type="xs:string"/>
-    <xs:element name="AccountType" type="xs:string"/>
-    <xs:element name="BDCAssociatedEntity">
-      <xs:complexType>
-        <xs:sequence>
-          <xs:element ref="pc:BDCEntity" minOccurs="0" maxOccurs="unbounded"/>
-        </xs:sequence>
-        <xs:attribute ref="pc:EntityNamespace"/>
-        <xs:attribute ref="pc:EntityName"/>
-        <xs:attribute ref="pc:SystemInstanceName"/>
-        <xs:attribute ref="pc:AssociationName"/>
-      </xs:complexType>
-    </xs:element>
-    <xs:attribute name="EntityNamespace" type="xs:string"/>
-    <xs:attribute name="EntityName" type="xs:string"/>
-    <xs:attribute name="SystemInstanceName" type="xs:string"/>
-    <xs:attribute name="AssociationName" type="xs:string"/>
-    <xs:element name="BDCEntity">
-      <xs:complexType>
-        <xs:sequence>
-          <xs:element ref="pc:EntityDisplayName" minOccurs="0"/>
-          <xs:element ref="pc:EntityInstanceReference" minOccurs="0"/>
-          <xs:element ref="pc:EntityId1" minOccurs="0"/>
-          <xs:element ref="pc:EntityId2" minOccurs="0"/>
-          <xs:element ref="pc:EntityId3" minOccurs="0"/>
-          <xs:element ref="pc:EntityId4" minOccurs="0"/>
-          <xs:element ref="pc:EntityId5" minOccurs="0"/>
-        </xs:sequence>
-      </xs:complexType>
-    </xs:element>
-    <xs:element name="EntityDisplayName" type="xs:string"/>
-    <xs:element name="EntityInstanceReference" type="xs:string"/>
-    <xs:element name="EntityId1" type="xs:string"/>
-    <xs:element name="EntityId2" type="xs:string"/>
-    <xs:element name="EntityId3" type="xs:string"/>
-    <xs:element name="EntityId4" type="xs:string"/>
-    <xs:element name="EntityId5" type="xs:string"/>
-    <xs:element name="Terms">
-      <xs:complexType>
-        <xs:sequence>
-          <xs:element ref="pc:TermInfo" minOccurs="0" maxOccurs="unbounded"/>
-        </xs:sequence>
-      </xs:complexType>
-    </xs:element>
-    <xs:element name="TermInfo">
-      <xs:complexType>
-        <xs:sequence>
-          <xs:element ref="pc:TermName" minOccurs="0"/>
-          <xs:element ref="pc:TermId" minOccurs="0"/>
-        </xs:sequence>
-      </xs:complexType>
-    </xs:element>
-    <xs:element name="TermName" type="xs:string"/>
-    <xs:element name="TermId" type="xs:string"/>
-  </xs:schema>
-</ct:contentTypeSchema>
-</file>
-
-<file path=customXml/item3.xml><?xml version="1.0" encoding="utf-8"?>
-<?mso-contentType ?>
-<FormTemplates xmlns="http://schemas.microsoft.com/sharepoint/v3/contenttype/forms">
-  <Display>DocumentLibraryForm</Display>
-  <Edit>DocumentLibraryForm</Edit>
-  <New>DocumentLibraryForm</New>
-</FormTemplates>
-</file>
-
-<file path=customXml/item4.xml><?xml version="1.0" encoding="utf-8"?>
-<p:properties xmlns:p="http://schemas.microsoft.com/office/2006/metadata/properties" xmlns:xsi="http://www.w3.org/2001/XMLSchema-instance" xmlns:pc="http://schemas.microsoft.com/office/infopath/2007/PartnerControls">
-  <documentManagement>
-    <ReferenceId xmlns="a55f4fe3-75c2-4eeb-8c79-11c190f07ba0" xsi:nil="true"/>
-  </documentManagement>
-</p:properties>
-</file>
-
 <file path=customXml/itemProps1.xml><?xml version="1.0" encoding="utf-8"?>
 <ds:datastoreItem xmlns:ds="http://schemas.openxmlformats.org/officeDocument/2006/customXml" ds:itemID="{69898F47-8282-4C4F-BE3D-5AB8E47F4C6A}">
   <ds:schemaRefs>
     <ds:schemaRef ds:uri="http://schemas.openxmlformats.org/officeDocument/2006/bibliography"/>
   </ds:schemaRefs>
 </ds:datastoreItem>
-</file>
-
-<file path=customXml/itemProps2.xml><?xml version="1.0" encoding="utf-8"?>
-<ds:datastoreItem xmlns:ds="http://schemas.openxmlformats.org/officeDocument/2006/customXml" ds:itemID="{A6C5F25E-E27C-485D-8FC3-FDF38FABEB7C}"/>
-</file>
-
-<file path=customXml/itemProps3.xml><?xml version="1.0" encoding="utf-8"?>
-<ds:datastoreItem xmlns:ds="http://schemas.openxmlformats.org/officeDocument/2006/customXml" ds:itemID="{A8C91DDB-215D-4571-ADAE-EDF697148394}"/>
-</file>
-
-<file path=customXml/itemProps4.xml><?xml version="1.0" encoding="utf-8"?>
-<ds:datastoreItem xmlns:ds="http://schemas.openxmlformats.org/officeDocument/2006/customXml" ds:itemID="{21B10901-A57B-49FC-82AE-943091CD7858}"/>
 </file>